--- a/CSDS/A/CSDS-A-A9/12.DESIGN &IMPLEMENTATION.docx
+++ b/CSDS/A/CSDS-A-A9/12.DESIGN &IMPLEMENTATION.docx
@@ -1624,7 +1624,7 @@
         <w:pStyle w:val="TableCaption"/>
       </w:pPr>
       <w:r>
-        <w:t>Table 2: Back-end and test modules</w:t>
+        <w:t>Table 2: Back-end, test and measurement modules</w:t>
       </w:r>
     </w:p>
     <w:tbl>
@@ -1635,10 +1635,10 @@
         <w:tblLook w:val="04A0" w:firstRow="1" w:lastRow="0" w:firstColumn="1" w:lastColumn="0" w:noHBand="0" w:noVBand="1"/>
       </w:tblPr>
       <w:tblGrid>
-        <w:gridCol w:w="3007"/>
-        <w:gridCol w:w="652"/>
-        <w:gridCol w:w="2609"/>
-        <w:gridCol w:w="3261"/>
+        <w:gridCol w:w="3277"/>
+        <w:gridCol w:w="650"/>
+        <w:gridCol w:w="2441"/>
+        <w:gridCol w:w="3165"/>
       </w:tblGrid>
       <w:tr>
         <w:trPr>
@@ -1870,14 +1870,14 @@
                 <w:rFonts w:ascii="Courier New" w:eastAsia="Courier New" w:hAnsi="Courier New" w:cs="Courier New"/>
                 <w:sz w:val="15"/>
               </w:rPr>
-              <w:t>certified_unlearning/model.</w:t>
+              <w:t>certified_un</w:t>
             </w:r>
             <w:r>
               <w:rPr>
                 <w:rFonts w:ascii="Courier New" w:eastAsia="Courier New" w:hAnsi="Courier New" w:cs="Courier New"/>
                 <w:sz w:val="15"/>
               </w:rPr>
-              <w:t>py</w:t>
+              <w:t>learning/model.py</w:t>
             </w:r>
           </w:p>
         </w:tc>
@@ -2313,20 +2313,14 @@
                 <w:rFonts w:ascii="Courier New" w:eastAsia="Courier New" w:hAnsi="Courier New" w:cs="Courier New"/>
                 <w:sz w:val="15"/>
               </w:rPr>
-              <w:t>ApplicationState</w:t>
-            </w:r>
-            <w:r>
-              <w:rPr>
-                <w:sz w:val="18"/>
-              </w:rPr>
-              <w:t xml:space="preserve">, </w:t>
+              <w:t>Appl</w:t>
             </w:r>
             <w:r>
               <w:rPr>
                 <w:rFonts w:ascii="Courier New" w:eastAsia="Courier New" w:hAnsi="Courier New" w:cs="Courier New"/>
                 <w:sz w:val="15"/>
               </w:rPr>
-              <w:t>make_handler()</w:t>
+              <w:t>icationState</w:t>
             </w:r>
             <w:r>
               <w:rPr>
@@ -2339,14 +2333,20 @@
                 <w:rFonts w:ascii="Courier New" w:eastAsia="Courier New" w:hAnsi="Courier New" w:cs="Courier New"/>
                 <w:sz w:val="15"/>
               </w:rPr>
-              <w:t>ru</w:t>
+              <w:t>make_handler()</w:t>
+            </w:r>
+            <w:r>
+              <w:rPr>
+                <w:sz w:val="18"/>
+              </w:rPr>
+              <w:t xml:space="preserve">, </w:t>
             </w:r>
             <w:r>
               <w:rPr>
                 <w:rFonts w:ascii="Courier New" w:eastAsia="Courier New" w:hAnsi="Courier New" w:cs="Courier New"/>
                 <w:sz w:val="15"/>
               </w:rPr>
-              <w:t>n_web()</w:t>
+              <w:t>run_web()</w:t>
             </w:r>
           </w:p>
         </w:tc>
@@ -2653,13 +2653,7 @@
               <w:rPr>
                 <w:sz w:val="18"/>
               </w:rPr>
-              <w:t xml:space="preserve">Unit and endpoint tests </w:t>
-            </w:r>
-            <w:r>
-              <w:rPr>
-                <w:sz w:val="18"/>
-              </w:rPr>
-              <w:t>(5 tests)</w:t>
+              <w:t>Unit and endpoint tests (5 tests)</w:t>
             </w:r>
           </w:p>
         </w:tc>
@@ -2784,6 +2778,458 @@
           </w:p>
         </w:tc>
       </w:tr>
+      <w:tr>
+        <w:trPr>
+          <w:cantSplit/>
+          <w:jc w:val="center"/>
+        </w:trPr>
+        <w:tc>
+          <w:tcPr>
+            <w:tcW w:w="2795" w:type="dxa"/>
+          </w:tcPr>
+          <w:p>
+            <w:pPr>
+              <w:spacing w:before="40" w:line="240" w:lineRule="auto"/>
+              <w:jc w:val="left"/>
+            </w:pPr>
+            <w:r>
+              <w:rPr>
+                <w:rFonts w:ascii="Courier New" w:eastAsia="Courier New" w:hAnsi="Courier New" w:cs="Courier New"/>
+                <w:sz w:val="15"/>
+              </w:rPr>
+              <w:t>scripts/run_experiments.py</w:t>
+            </w:r>
+          </w:p>
+        </w:tc>
+        <w:tc>
+          <w:tcPr>
+            <w:tcW w:w="652" w:type="dxa"/>
+          </w:tcPr>
+          <w:p>
+            <w:pPr>
+              <w:spacing w:before="40" w:line="240" w:lineRule="auto"/>
+              <w:jc w:val="left"/>
+            </w:pPr>
+            <w:r>
+              <w:rPr>
+                <w:sz w:val="18"/>
+              </w:rPr>
+              <w:t>625</w:t>
+            </w:r>
+          </w:p>
+        </w:tc>
+        <w:tc>
+          <w:tcPr>
+            <w:tcW w:w="2609" w:type="dxa"/>
+          </w:tcPr>
+          <w:p>
+            <w:pPr>
+              <w:spacing w:before="40" w:line="240" w:lineRule="auto"/>
+              <w:jc w:val="left"/>
+            </w:pPr>
+            <w:r>
+              <w:rPr>
+                <w:sz w:val="18"/>
+              </w:rPr>
+              <w:t>Default-configuration measurements (11 experiments)</w:t>
+            </w:r>
+          </w:p>
+        </w:tc>
+        <w:tc>
+          <w:tcPr>
+            <w:tcW w:w="3261" w:type="dxa"/>
+          </w:tcPr>
+          <w:p>
+            <w:pPr>
+              <w:spacing w:before="40" w:line="240" w:lineRule="auto"/>
+              <w:jc w:val="left"/>
+            </w:pPr>
+            <w:r>
+              <w:rPr>
+                <w:rFonts w:ascii="Courier New" w:eastAsia="Courier New" w:hAnsi="Courier New" w:cs="Courier New"/>
+                <w:sz w:val="15"/>
+              </w:rPr>
+              <w:t>exp_baseline()</w:t>
+            </w:r>
+            <w:r>
+              <w:rPr>
+                <w:sz w:val="18"/>
+              </w:rPr>
+              <w:t xml:space="preserve">, </w:t>
+            </w:r>
+            <w:r>
+              <w:rPr>
+                <w:rFonts w:ascii="Courier New" w:eastAsia="Courier New" w:hAnsi="Courier New" w:cs="Courier New"/>
+                <w:sz w:val="15"/>
+              </w:rPr>
+              <w:t>exp_seeds()</w:t>
+            </w:r>
+            <w:r>
+              <w:rPr>
+                <w:sz w:val="18"/>
+              </w:rPr>
+              <w:t xml:space="preserve">, </w:t>
+            </w:r>
+            <w:r>
+              <w:rPr>
+                <w:rFonts w:ascii="Courier New" w:eastAsia="Courier New" w:hAnsi="Courier New" w:cs="Courier New"/>
+                <w:sz w:val="15"/>
+              </w:rPr>
+              <w:t>exp_sweep()</w:t>
+            </w:r>
+            <w:r>
+              <w:rPr>
+                <w:sz w:val="18"/>
+              </w:rPr>
+              <w:t xml:space="preserve">, </w:t>
+            </w:r>
+            <w:r>
+              <w:rPr>
+                <w:rFonts w:ascii="Courier New" w:eastAsia="Courier New" w:hAnsi="Courier New" w:cs="Courier New"/>
+                <w:sz w:val="15"/>
+              </w:rPr>
+              <w:t>exp_gold()</w:t>
+            </w:r>
+            <w:r>
+              <w:rPr>
+                <w:sz w:val="18"/>
+              </w:rPr>
+              <w:t xml:space="preserve">, </w:t>
+            </w:r>
+            <w:r>
+              <w:rPr>
+                <w:rFonts w:ascii="Courier New" w:eastAsia="Courier New" w:hAnsi="Courier New" w:cs="Courier New"/>
+                <w:sz w:val="15"/>
+              </w:rPr>
+              <w:t>exp_audit()</w:t>
+            </w:r>
+            <w:r>
+              <w:rPr>
+                <w:sz w:val="18"/>
+              </w:rPr>
+              <w:t xml:space="preserve">, </w:t>
+            </w:r>
+            <w:r>
+              <w:rPr>
+                <w:rFonts w:ascii="Courier New" w:eastAsia="Courier New" w:hAnsi="Courier New" w:cs="Courier New"/>
+                <w:sz w:val="15"/>
+              </w:rPr>
+              <w:t>exp_api()</w:t>
+            </w:r>
+          </w:p>
+        </w:tc>
+      </w:tr>
+      <w:tr>
+        <w:trPr>
+          <w:cantSplit/>
+          <w:jc w:val="center"/>
+        </w:trPr>
+        <w:tc>
+          <w:tcPr>
+            <w:tcW w:w="2795" w:type="dxa"/>
+          </w:tcPr>
+          <w:p>
+            <w:pPr>
+              <w:spacing w:before="40" w:line="240" w:lineRule="auto"/>
+              <w:jc w:val="left"/>
+            </w:pPr>
+            <w:r>
+              <w:rPr>
+                <w:rFonts w:ascii="Courier New" w:eastAsia="Courier New" w:hAnsi="Courier New" w:cs="Courier New"/>
+                <w:sz w:val="15"/>
+              </w:rPr>
+              <w:t>scripts/run_synthetic_corpus.py</w:t>
+            </w:r>
+          </w:p>
+        </w:tc>
+        <w:tc>
+          <w:tcPr>
+            <w:tcW w:w="652" w:type="dxa"/>
+          </w:tcPr>
+          <w:p>
+            <w:pPr>
+              <w:spacing w:before="40" w:line="240" w:lineRule="auto"/>
+              <w:jc w:val="left"/>
+            </w:pPr>
+            <w:r>
+              <w:rPr>
+                <w:sz w:val="18"/>
+              </w:rPr>
+              <w:t>666</w:t>
+            </w:r>
+          </w:p>
+        </w:tc>
+        <w:tc>
+          <w:tcPr>
+            <w:tcW w:w="2609" w:type="dxa"/>
+          </w:tcPr>
+          <w:p>
+            <w:pPr>
+              <w:spacing w:before="40" w:line="240" w:lineRule="auto"/>
+              <w:jc w:val="left"/>
+            </w:pPr>
+            <w:r>
+              <w:rPr>
+                <w:sz w:val="18"/>
+              </w:rPr>
+              <w:t>Synthetic-grammar corpus study with the real engine; git timeline</w:t>
+            </w:r>
+          </w:p>
+        </w:tc>
+        <w:tc>
+          <w:tcPr>
+            <w:tcW w:w="3261" w:type="dxa"/>
+          </w:tcPr>
+          <w:p>
+            <w:pPr>
+              <w:spacing w:before="40" w:line="240" w:lineRule="auto"/>
+              <w:jc w:val="left"/>
+            </w:pPr>
+            <w:r>
+              <w:rPr>
+                <w:rFonts w:ascii="Courier New" w:eastAsia="Courier New" w:hAnsi="Courier New" w:cs="Courier New"/>
+                <w:sz w:val="15"/>
+              </w:rPr>
+              <w:t>Corpus</w:t>
+            </w:r>
+            <w:r>
+              <w:rPr>
+                <w:sz w:val="18"/>
+              </w:rPr>
+              <w:t xml:space="preserve">, </w:t>
+            </w:r>
+            <w:r>
+              <w:rPr>
+                <w:rFonts w:ascii="Courier New" w:eastAsia="Courier New" w:hAnsi="Courier New" w:cs="Courier New"/>
+                <w:sz w:val="15"/>
+              </w:rPr>
+              <w:t>section_sweep()</w:t>
+            </w:r>
+            <w:r>
+              <w:rPr>
+                <w:sz w:val="18"/>
+              </w:rPr>
+              <w:t xml:space="preserve">, </w:t>
+            </w:r>
+            <w:r>
+              <w:rPr>
+                <w:rFonts w:ascii="Courier New" w:eastAsia="Courier New" w:hAnsi="Courier New" w:cs="Courier New"/>
+                <w:sz w:val="15"/>
+              </w:rPr>
+              <w:t>section_n_sweep()</w:t>
+            </w:r>
+            <w:r>
+              <w:rPr>
+                <w:sz w:val="18"/>
+              </w:rPr>
+              <w:t xml:space="preserve">, </w:t>
+            </w:r>
+            <w:r>
+              <w:rPr>
+                <w:rFonts w:ascii="Courier New" w:eastAsia="Courier New" w:hAnsi="Courier New" w:cs="Courier New"/>
+                <w:sz w:val="15"/>
+              </w:rPr>
+              <w:t>section_timeline()</w:t>
+            </w:r>
+          </w:p>
+        </w:tc>
+      </w:tr>
+      <w:tr>
+        <w:trPr>
+          <w:cantSplit/>
+          <w:jc w:val="center"/>
+        </w:trPr>
+        <w:tc>
+          <w:tcPr>
+            <w:tcW w:w="2795" w:type="dxa"/>
+          </w:tcPr>
+          <w:p>
+            <w:pPr>
+              <w:spacing w:before="40" w:line="240" w:lineRule="auto"/>
+              <w:jc w:val="left"/>
+            </w:pPr>
+            <w:r>
+              <w:rPr>
+                <w:rFonts w:ascii="Courier New" w:eastAsia="Courier New" w:hAnsi="Courier New" w:cs="Courier New"/>
+                <w:sz w:val="15"/>
+              </w:rPr>
+              <w:t>scripts/run_neural_experiment.py</w:t>
+            </w:r>
+          </w:p>
+        </w:tc>
+        <w:tc>
+          <w:tcPr>
+            <w:tcW w:w="652" w:type="dxa"/>
+          </w:tcPr>
+          <w:p>
+            <w:pPr>
+              <w:spacing w:before="40" w:line="240" w:lineRule="auto"/>
+              <w:jc w:val="left"/>
+            </w:pPr>
+            <w:r>
+              <w:rPr>
+                <w:sz w:val="18"/>
+              </w:rPr>
+              <w:t>606</w:t>
+            </w:r>
+          </w:p>
+        </w:tc>
+        <w:tc>
+          <w:tcPr>
+            <w:tcW w:w="2609" w:type="dxa"/>
+          </w:tcPr>
+          <w:p>
+            <w:pPr>
+              <w:spacing w:before="40" w:line="240" w:lineRule="auto"/>
+              <w:jc w:val="left"/>
+            </w:pPr>
+            <w:r>
+              <w:rPr>
+                <w:sz w:val="18"/>
+              </w:rPr>
+              <w:t>GRU with LoRA-style adapters on synthetic text (torch)</w:t>
+            </w:r>
+          </w:p>
+        </w:tc>
+        <w:tc>
+          <w:tcPr>
+            <w:tcW w:w="3261" w:type="dxa"/>
+          </w:tcPr>
+          <w:p>
+            <w:pPr>
+              <w:spacing w:before="40" w:line="240" w:lineRule="auto"/>
+              <w:jc w:val="left"/>
+            </w:pPr>
+            <w:r>
+              <w:rPr>
+                <w:rFonts w:ascii="Courier New" w:eastAsia="Courier New" w:hAnsi="Courier New" w:cs="Courier New"/>
+                <w:sz w:val="15"/>
+              </w:rPr>
+              <w:t>Base</w:t>
+            </w:r>
+            <w:r>
+              <w:rPr>
+                <w:sz w:val="18"/>
+              </w:rPr>
+              <w:t xml:space="preserve">, </w:t>
+            </w:r>
+            <w:r>
+              <w:rPr>
+                <w:rFonts w:ascii="Courier New" w:eastAsia="Courier New" w:hAnsi="Courier New" w:cs="Courier New"/>
+                <w:sz w:val="15"/>
+              </w:rPr>
+              <w:t>Adapter</w:t>
+            </w:r>
+            <w:r>
+              <w:rPr>
+                <w:sz w:val="18"/>
+              </w:rPr>
+              <w:t xml:space="preserve">, </w:t>
+            </w:r>
+            <w:r>
+              <w:rPr>
+                <w:rFonts w:ascii="Courier New" w:eastAsia="Courier New" w:hAnsi="Courier New" w:cs="Courier New"/>
+                <w:sz w:val="15"/>
+              </w:rPr>
+              <w:t>train_adapter()</w:t>
+            </w:r>
+            <w:r>
+              <w:rPr>
+                <w:sz w:val="18"/>
+              </w:rPr>
+              <w:t xml:space="preserve">, </w:t>
+            </w:r>
+            <w:r>
+              <w:rPr>
+                <w:rFonts w:ascii="Courier New" w:eastAsia="Courier New" w:hAnsi="Courier New" w:cs="Courier New"/>
+                <w:sz w:val="15"/>
+              </w:rPr>
+              <w:t>main()</w:t>
+            </w:r>
+          </w:p>
+        </w:tc>
+      </w:tr>
+      <w:tr>
+        <w:trPr>
+          <w:cantSplit/>
+          <w:jc w:val="center"/>
+        </w:trPr>
+        <w:tc>
+          <w:tcPr>
+            <w:tcW w:w="2795" w:type="dxa"/>
+          </w:tcPr>
+          <w:p>
+            <w:pPr>
+              <w:spacing w:before="40" w:line="240" w:lineRule="auto"/>
+              <w:jc w:val="left"/>
+            </w:pPr>
+            <w:r>
+              <w:rPr>
+                <w:rFonts w:ascii="Courier New" w:eastAsia="Courier New" w:hAnsi="Courier New" w:cs="Courier New"/>
+                <w:sz w:val="15"/>
+              </w:rPr>
+              <w:t>scripts/run_testing_experiments.py</w:t>
+            </w:r>
+          </w:p>
+        </w:tc>
+        <w:tc>
+          <w:tcPr>
+            <w:tcW w:w="652" w:type="dxa"/>
+          </w:tcPr>
+          <w:p>
+            <w:pPr>
+              <w:spacing w:before="40" w:line="240" w:lineRule="auto"/>
+              <w:jc w:val="left"/>
+            </w:pPr>
+            <w:r>
+              <w:rPr>
+                <w:sz w:val="18"/>
+              </w:rPr>
+              <w:t>810</w:t>
+            </w:r>
+          </w:p>
+        </w:tc>
+        <w:tc>
+          <w:tcPr>
+            <w:tcW w:w="2609" w:type="dxa"/>
+          </w:tcPr>
+          <w:p>
+            <w:pPr>
+              <w:spacing w:before="40" w:line="240" w:lineRule="auto"/>
+              <w:jc w:val="left"/>
+            </w:pPr>
+            <w:r>
+              <w:rPr>
+                <w:sz w:val="18"/>
+              </w:rPr>
+              <w:t>Load, concurrency, security probes, scripted acceptance</w:t>
+            </w:r>
+          </w:p>
+        </w:tc>
+        <w:tc>
+          <w:tcPr>
+            <w:tcW w:w="3261" w:type="dxa"/>
+          </w:tcPr>
+          <w:p>
+            <w:pPr>
+              <w:spacing w:before="40" w:line="240" w:lineRule="auto"/>
+              <w:jc w:val="left"/>
+            </w:pPr>
+            <w:r>
+              <w:rPr>
+                <w:sz w:val="18"/>
+              </w:rPr>
+              <w:t>load levels, races, probe gro</w:t>
+            </w:r>
+            <w:r>
+              <w:rPr>
+                <w:sz w:val="18"/>
+              </w:rPr>
+              <w:t>ups, Playwright journeys</w:t>
+            </w:r>
+          </w:p>
+        </w:tc>
+      </w:tr>
     </w:tbl>
     <w:p>
       <w:pPr>
@@ -2827,6 +3273,7 @@
         <w:pStyle w:val="Heading3"/>
       </w:pPr>
       <w:r>
+        <w:lastRenderedPageBreak/>
         <w:t>2.1  Engine module</w:t>
       </w:r>
     </w:p>
@@ -2836,13 +3283,17 @@
           <w:rFonts w:ascii="Courier New" w:eastAsia="Courier New" w:hAnsi="Courier New" w:cs="Courier New"/>
           <w:sz w:val="21"/>
         </w:rPr>
-        <w:t>engine.py</w:t>
-      </w:r>
-      <w:r>
-        <w:t xml:space="preserve"> is the module that carrie</w:t>
-      </w:r>
-      <w:r>
-        <w:t xml:space="preserve">s the project's claim. </w:t>
+        <w:t>en</w:t>
+      </w:r>
+      <w:r>
+        <w:rPr>
+          <w:rFonts w:ascii="Courier New" w:eastAsia="Courier New" w:hAnsi="Courier New" w:cs="Courier New"/>
+          <w:sz w:val="21"/>
+        </w:rPr>
+        <w:t>gine.py</w:t>
+      </w:r>
+      <w:r>
+        <w:t xml:space="preserve"> is the module that carries the project's claim. </w:t>
       </w:r>
       <w:r>
         <w:rPr>
@@ -2872,7 +3323,10 @@
         <w:t>unlearn()</w:t>
       </w:r>
       <w:r>
-        <w:t xml:space="preserve"> guards the request, subtracts, rebuilds, measures and certifies. </w:t>
+        <w:t xml:space="preserve"> guards the request, subtracts, rebuilds, measures and </w:t>
+      </w:r>
+      <w:r>
+        <w:t xml:space="preserve">certifies. </w:t>
       </w:r>
       <w:r>
         <w:rPr>
@@ -2882,10 +3336,7 @@
         <w:t>metrics()</w:t>
       </w:r>
       <w:r>
-        <w:t xml:space="preserve"> computes per</w:t>
-      </w:r>
-      <w:r>
-        <w:t xml:space="preserve">plexity, accuracy, the composite utility score and the SHA-256 fingerprint of the parameter vector (the vector rounded to 12 decimals and serialised as compact JSON). </w:t>
+        <w:t xml:space="preserve"> computes perplexity, accuracy, the composite utility score and the SHA-256 fingerprint of the parameter vector (the vector rounded to 12 decimals and serialised as compact JSON). </w:t>
       </w:r>
       <w:r>
         <w:rPr>
@@ -2895,22 +3346,17 @@
         <w:t>contributions()</w:t>
       </w:r>
       <w:r>
-        <w:t xml:space="preserve"> exposes the per-client norms that the training page charts, and </w:t>
+        <w:t xml:space="preserve"> exposes the per-client norms that the tr</w:t>
+      </w:r>
+      <w:r>
+        <w:t xml:space="preserve">aining page charts, and </w:t>
       </w:r>
       <w:r>
         <w:rPr>
           <w:rFonts w:ascii="Courier New" w:eastAsia="Courier New" w:hAnsi="Courier New" w:cs="Courier New"/>
           <w:sz w:val="21"/>
         </w:rPr>
-        <w:lastRenderedPageBreak/>
-        <w:t>_referenc</w:t>
-      </w:r>
-      <w:r>
-        <w:rPr>
-          <w:rFonts w:ascii="Courier New" w:eastAsia="Courier New" w:hAnsi="Courier New" w:cs="Courier New"/>
-          <w:sz w:val="21"/>
-        </w:rPr>
-        <w:t>e_parameters()</w:t>
+        <w:t>_reference_parameters()</w:t>
       </w:r>
       <w:r>
         <w:t xml:space="preserve"> builds the retained-only recomputation that the certificate compares against.</w:t>
@@ -2953,10 +3399,10 @@
         <w:t>$</w:t>
       </w:r>
       <w:r>
-        <w:t xml:space="preserve">, space, the 26 lower-case letters and four punctuation marks), and </w:t>
-      </w:r>
-      <w:r>
-        <w:t xml:space="preserve">keeps the 1,089-element parameter vector as a flat list in row-major order, so that the entry for the transition from character </w:t>
+        <w:t xml:space="preserve">, space, the 26 lower-case letters </w:t>
+      </w:r>
+      <w:r>
+        <w:t xml:space="preserve">and four punctuation marks), and keeps the 1,089-element parameter vector as a flat list in row-major order, so that the entry for the transition from character </w:t>
       </w:r>
       <w:r>
         <w:rPr>
@@ -2986,10 +3432,13 @@
         <w:t>index(a) * 33 + index(b)</w:t>
       </w:r>
       <w:r>
-        <w:t>. Probabilities are computed row by row: the parameter is clamped at zero, the sm</w:t>
-      </w:r>
-      <w:r>
-        <w:t>oothing constant 0.15 is added, the entry for the start marker is zeroed so that the model never emits it, and the row is normalised. This clamping is what lets a noisy, partly negative parameter vector still define a valid distribution.</w:t>
+        <w:t xml:space="preserve">. Probabilities are computed row by row: the </w:t>
+      </w:r>
+      <w:r>
+        <w:t>parameter is clamped at zero, the smoothing constant 0.15 is added, the entry for the start marker is zeroed so that the model never emits it, and the row is normalised. This clamping is what lets a noisy, partly negative parameter vector still define a va</w:t>
+      </w:r>
+      <w:r>
+        <w:t>lid distribution.</w:t>
       </w:r>
     </w:p>
     <w:p>
@@ -2997,10 +3446,7 @@
         <w:pStyle w:val="Heading3"/>
       </w:pPr>
       <w:r>
-        <w:t xml:space="preserve">2.3  Audit module </w:t>
-      </w:r>
-      <w:r>
-        <w:t>and web module</w:t>
+        <w:t>2.3  Audit module and web module</w:t>
       </w:r>
     </w:p>
     <w:p>
@@ -3049,14 +3495,7 @@
           <w:rFonts w:ascii="Courier New" w:eastAsia="Courier New" w:hAnsi="Courier New" w:cs="Courier New"/>
           <w:sz w:val="21"/>
         </w:rPr>
-        <w:t>make_handler(appl</w:t>
-      </w:r>
-      <w:r>
-        <w:rPr>
-          <w:rFonts w:ascii="Courier New" w:eastAsia="Courier New" w:hAnsi="Courier New" w:cs="Courier New"/>
-          <w:sz w:val="21"/>
-        </w:rPr>
-        <w:t>ication)</w:t>
+        <w:t>make_handler(application)</w:t>
       </w:r>
       <w:r>
         <w:t xml:space="preserve"> so that the handler closes over one </w:t>
@@ -3217,13 +3656,7 @@
               <w:rPr>
                 <w:sz w:val="18"/>
               </w:rPr>
-              <w:t xml:space="preserve">Mounts </w:t>
-            </w:r>
-            <w:r>
-              <w:rPr>
-                <w:sz w:val="18"/>
-              </w:rPr>
-              <w:t>theme, toast and lab providers and the router</w:t>
+              <w:t>Mounts theme, toast and lab providers and the router</w:t>
             </w:r>
           </w:p>
         </w:tc>
@@ -3567,7 +4000,13 @@
               <w:rPr>
                 <w:sz w:val="18"/>
               </w:rPr>
-              <w:t>Workflow stepper, four metric tiles, client-norm chart, latest certificate</w:t>
+              <w:t>Workflow stepper, four metric</w:t>
+            </w:r>
+            <w:r>
+              <w:rPr>
+                <w:sz w:val="18"/>
+              </w:rPr>
+              <w:t xml:space="preserve"> tiles, client-norm chart, latest certificate</w:t>
             </w:r>
           </w:p>
         </w:tc>
@@ -3591,14 +4030,7 @@
                 <w:rFonts w:ascii="Courier New" w:eastAsia="Courier New" w:hAnsi="Courier New" w:cs="Courier New"/>
                 <w:sz w:val="15"/>
               </w:rPr>
-              <w:t>frontend/src/pa</w:t>
-            </w:r>
-            <w:r>
-              <w:rPr>
-                <w:rFonts w:ascii="Courier New" w:eastAsia="Courier New" w:hAnsi="Courier New" w:cs="Courier New"/>
-                <w:sz w:val="15"/>
-              </w:rPr>
-              <w:t>ges/Training.jsx</w:t>
+              <w:t>frontend/src/pages/Training.jsx</w:t>
             </w:r>
           </w:p>
         </w:tc>
@@ -3656,6 +4088,7 @@
                 <w:rFonts w:ascii="Courier New" w:eastAsia="Courier New" w:hAnsi="Courier New" w:cs="Courier New"/>
                 <w:sz w:val="15"/>
               </w:rPr>
+              <w:lastRenderedPageBreak/>
               <w:t>frontend/src/pages/Unlearning.jsx</w:t>
             </w:r>
           </w:p>
@@ -3690,7 +4123,13 @@
               <w:rPr>
                 <w:sz w:val="18"/>
               </w:rPr>
-              <w:t>Client selector, confirmation dialog, certificate view, before and after charts</w:t>
+              <w:t xml:space="preserve">Client selector, confirmation dialog, </w:t>
+            </w:r>
+            <w:r>
+              <w:rPr>
+                <w:sz w:val="18"/>
+              </w:rPr>
+              <w:t>certificate view, before and after charts</w:t>
             </w:r>
           </w:p>
         </w:tc>
@@ -3864,13 +4303,7 @@
               <w:rPr>
                 <w:sz w:val="18"/>
               </w:rPr>
-              <w:t>Public landing page with live count</w:t>
-            </w:r>
-            <w:r>
-              <w:rPr>
-                <w:sz w:val="18"/>
-              </w:rPr>
-              <w:t xml:space="preserve">ers from </w:t>
+              <w:t xml:space="preserve">Public landing page with live counters from </w:t>
             </w:r>
             <w:r>
               <w:rPr>
@@ -4026,7 +4459,13 @@
               <w:rPr>
                 <w:sz w:val="18"/>
               </w:rPr>
-              <w:t>Runs an API call, refreshes state, shows a success or error toast</w:t>
+              <w:t>Runs an API call, refreshes state, sho</w:t>
+            </w:r>
+            <w:r>
+              <w:rPr>
+                <w:sz w:val="18"/>
+              </w:rPr>
+              <w:t>ws a success or error toast</w:t>
             </w:r>
           </w:p>
         </w:tc>
@@ -4084,13 +4523,7 @@
               <w:rPr>
                 <w:sz w:val="18"/>
               </w:rPr>
-              <w:t>Button,</w:t>
-            </w:r>
-            <w:r>
-              <w:rPr>
-                <w:sz w:val="18"/>
-              </w:rPr>
-              <w:t xml:space="preserve"> Card, Table, Modal, Toast, Layout, Skeleton and other building blocks</w:t>
+              <w:t>Button, Card, Table, Modal, Toast, Layout, Skeleton and other building blocks</w:t>
             </w:r>
           </w:p>
         </w:tc>
@@ -4164,16 +4597,15 @@
         <w:pStyle w:val="Heading2"/>
       </w:pPr>
       <w:r>
-        <w:lastRenderedPageBreak/>
         <w:t>3  Data Design</w:t>
       </w:r>
     </w:p>
     <w:p>
       <w:r>
-        <w:t>ForgetSafe has no SQL or document database. This is a deliberate consequen</w:t>
-      </w:r>
-      <w:r>
-        <w:t>ce of the problem it demonstrates: the evidence that must last is the audit ledger, and the working state of a session is cheap to recompute from a seed. The data model therefore has two parts: state held in memory by the engine, and one append-only file.</w:t>
+        <w:t>ForgetSafe has no SQL or document database. This is a deliberate consequence of the problem it demonstrates: the evidence that must last is the audit ledger, and the working state of a session is cheap to recompute from a seed. The data model therefore has</w:t>
+      </w:r>
+      <w:r>
+        <w:t xml:space="preserve"> two parts: state held in memory by the engine, and one append-only file.</w:t>
       </w:r>
     </w:p>
     <w:p>
@@ -4233,13 +4665,17 @@
     </w:p>
     <w:p>
       <w:r>
-        <w:t>ForgetSafe has no relational database, so the diagram shows the entities of its data model and how they relate; a note in the corner says so, and colour separates the in-memory entities</w:t>
-      </w:r>
-      <w:r>
-        <w:t xml:space="preserve"> (blue and green) from the persistent one (amber). A client dataset produces one client update per session, and a session has one update for each client, one global model (the noise, the noisy sum, the parameters and the model hash) and any number of certi</w:t>
-      </w:r>
-      <w:r>
-        <w:t xml:space="preserve">ficates. Each certificate names the client dataset it removed and is linked one-to-one with an audit record through </w:t>
+        <w:t>ForgetSafe has no relational database, so the diagram shows the entities of its data model and how they relate;</w:t>
+      </w:r>
+      <w:r>
+        <w:t xml:space="preserve"> a note in the corner says so, and colour separates the in-memory entities (blue and green) from the persistent one (amber). A client dataset produces one client update per session, and a session has one update for each client, one global model (the noise,</w:t>
+      </w:r>
+      <w:r>
+        <w:t xml:space="preserve"> the noisy sum, the parameters and the model hash) and any number of certificates. Each certificate names the </w:t>
+      </w:r>
+      <w:r>
+        <w:lastRenderedPageBreak/>
+        <w:t xml:space="preserve">client dataset it removed and is linked one-to-one with an audit record through </w:t>
       </w:r>
       <w:r>
         <w:rPr>
@@ -4249,7 +4685,10 @@
         <w:t>audit_record_hash</w:t>
       </w:r>
       <w:r>
-        <w:t xml:space="preserve">. The audit record carries the session id inside its event fields but has no foreign key, and its </w:t>
+        <w:t xml:space="preserve">. The audit record carries the session id inside </w:t>
+      </w:r>
+      <w:r>
+        <w:t xml:space="preserve">its event fields but has no foreign key, and its </w:t>
       </w:r>
       <w:r>
         <w:rPr>
@@ -4322,14 +4761,7 @@
                 <w:b/>
                 <w:sz w:val="19"/>
               </w:rPr>
-              <w:t>Attri</w:t>
-            </w:r>
-            <w:r>
-              <w:rPr>
-                <w:b/>
-                <w:sz w:val="19"/>
-              </w:rPr>
-              <w:t>bute</w:t>
+              <w:t>Attribute</w:t>
             </w:r>
           </w:p>
         </w:tc>
@@ -4410,7 +4842,6 @@
                 <w:rFonts w:ascii="Courier New" w:eastAsia="Courier New" w:hAnsi="Courier New" w:cs="Courier New"/>
                 <w:sz w:val="16"/>
               </w:rPr>
-              <w:lastRenderedPageBreak/>
               <w:t>session_id</w:t>
             </w:r>
           </w:p>
@@ -4615,13 +5046,7 @@
               <w:rPr>
                 <w:sz w:val="19"/>
               </w:rPr>
-              <w:t xml:space="preserve">Clipped bigram-count vector per </w:t>
-            </w:r>
-            <w:r>
-              <w:rPr>
-                <w:sz w:val="19"/>
-              </w:rPr>
-              <w:t>client, 1,089 floats each</w:t>
+              <w:t>Clipped bigram-count vector per client, 1,089 floats each</w:t>
             </w:r>
           </w:p>
         </w:tc>
@@ -4786,7 +5211,13 @@
               <w:rPr>
                 <w:sz w:val="19"/>
               </w:rPr>
-              <w:t>Clients still contributing to the model</w:t>
+              <w:t>Clients still contributin</w:t>
+            </w:r>
+            <w:r>
+              <w:rPr>
+                <w:sz w:val="19"/>
+              </w:rPr>
+              <w:t>g to the model</w:t>
             </w:r>
           </w:p>
         </w:tc>
@@ -4862,13 +5293,7 @@
               <w:rPr>
                 <w:sz w:val="19"/>
               </w:rPr>
-              <w:t>One Gaussian draw, st</w:t>
-            </w:r>
-            <w:r>
-              <w:rPr>
-                <w:sz w:val="19"/>
-              </w:rPr>
-              <w:t>andard deviation sigma times C per coordinate; kept for the whole session</w:t>
+              <w:t>One Gaussian draw, standard deviation sigma times C per coordinate; kept for the whole session</w:t>
             </w:r>
           </w:p>
         </w:tc>
@@ -4998,7 +5423,13 @@
               <w:rPr>
                 <w:sz w:val="19"/>
               </w:rPr>
-              <w:t>CharacterLanguageModel or None</w:t>
+              <w:t>CharacterLanguageModel or</w:t>
+            </w:r>
+            <w:r>
+              <w:rPr>
+                <w:sz w:val="19"/>
+              </w:rPr>
+              <w:t xml:space="preserve"> None</w:t>
             </w:r>
           </w:p>
         </w:tc>
@@ -5142,10 +5573,13 @@
     </w:p>
     <w:p>
       <w:r>
-        <w:t xml:space="preserve">None of this state is written to disk. After a server restart the engine is untrained, and only the ledger </w:t>
-      </w:r>
-      <w:r>
-        <w:t>shows what happened before. The random seed (2026 by default) makes the noise repeatable: the same seed gives the same noise and therefore the same model hash, which is what makes the experiments of the results chapter reproducible.</w:t>
+        <w:t>None of this state is written to disk. After a server restart the engine is un</w:t>
+      </w:r>
+      <w:r>
+        <w:t>trained, and only the ledger shows what happened before. The random seed (2026 by default) makes the noise repeatable: the same seed gives the same noise and therefore the same model hash, which is what makes the experiments of the results chapter reproduc</w:t>
+      </w:r>
+      <w:r>
+        <w:t>ible.</w:t>
       </w:r>
     </w:p>
     <w:p>
@@ -5153,10 +5587,7 @@
         <w:pStyle w:val="Heading3"/>
       </w:pPr>
       <w:r>
-        <w:t>3.2  Audit ledger recor</w:t>
-      </w:r>
-      <w:r>
-        <w:t>ds</w:t>
+        <w:t>3.2  Audit ledger records</w:t>
       </w:r>
     </w:p>
     <w:p>
@@ -5171,10 +5602,10 @@
         <w:t>data/audit_log.jsonl</w:t>
       </w:r>
       <w:r>
-        <w:t xml:space="preserve"> relative to the directory from which the server is started, and the file is excluded from version control. Every record carries the three chain fields, and the re</w:t>
-      </w:r>
-      <w:r>
-        <w:t>maining fields depend on the event type.</w:t>
+        <w:t xml:space="preserve"> relative to the directory from which the server is started, and the file is excluded from version control. Every record carries the t</w:t>
+      </w:r>
+      <w:r>
+        <w:t>hree chain fields, and the remaining fields depend on the event type.</w:t>
       </w:r>
     </w:p>
     <w:p>
@@ -5546,6 +5977,7 @@
                 <w:rFonts w:ascii="Courier New" w:eastAsia="Courier New" w:hAnsi="Courier New" w:cs="Courier New"/>
                 <w:sz w:val="16"/>
               </w:rPr>
+              <w:lastRenderedPageBreak/>
               <w:t>timestamp_utc</w:t>
             </w:r>
           </w:p>
@@ -5799,10 +6231,10 @@
     </w:p>
     <w:p>
       <w:r>
-        <w:t>One detail follows from the order of oper</w:t>
-      </w:r>
-      <w:r>
-        <w:t xml:space="preserve">ations. The certificate is appended to the ledger before its own record hash exists, so the ledger copy holds an empty </w:t>
+        <w:t>One detail f</w:t>
+      </w:r>
+      <w:r>
+        <w:t xml:space="preserve">ollows from the order of operations. The certificate is appended to the ledger before its own record hash exists, so the ledger copy holds an empty </w:t>
       </w:r>
       <w:r>
         <w:rPr>
@@ -5822,14 +6254,10 @@
         <w:t>record_hash</w:t>
       </w:r>
       <w:r>
-        <w:t xml:space="preserve"> in the certificate object that is handed back to the caller. </w:t>
-      </w:r>
-      <w:r>
-        <w:lastRenderedPageBreak/>
-        <w:t>The certificate a user downloads therefore points to its ledger record, and the ledger record does not point back, which is acceptable because the record's position in the chain already identifi</w:t>
-      </w:r>
-      <w:r>
-        <w:t>es it.</w:t>
+        <w:t xml:space="preserve"> in the certificate object that is handed </w:t>
+      </w:r>
+      <w:r>
+        <w:t>back to the caller. The certificate a user downloads therefore points to its ledger record, and the ledger record does not point back, which is acceptable because the record's position in the chain already identifies it.</w:t>
       </w:r>
     </w:p>
     <w:p>
@@ -5845,7 +6273,10 @@
         <w:pStyle w:val="TableCaption"/>
       </w:pPr>
       <w:r>
-        <w:t>Table 6: The 25 fields of an unlearning certificate</w:t>
+        <w:t>Table 6: Th</w:t>
+      </w:r>
+      <w:r>
+        <w:t>e 25 fields of an unlearning certificate</w:t>
       </w:r>
     </w:p>
     <w:tbl>
@@ -6529,7 +6960,11 @@
         <w:t>/api</w:t>
       </w:r>
       <w:r>
-        <w:t xml:space="preserve"> to the Python process, so the browser sees one origin and no cross-origin headers are needed. The two port numbers are read from the project's environment file by </w:t>
+        <w:t xml:space="preserve"> to the Python process, so the browser sees one origin and no cross-origin headers are needed. The two port numbers are read from the </w:t>
+      </w:r>
+      <w:r>
+        <w:lastRenderedPageBreak/>
+        <w:t xml:space="preserve">project's environment file by </w:t>
       </w:r>
       <w:r>
         <w:rPr>
@@ -6632,11 +7067,10 @@
         <w:pStyle w:val="TableCaption"/>
       </w:pPr>
       <w:r>
-        <w:lastRenderedPageBreak/>
-        <w:t>Table 7: Technology sta</w:t>
-      </w:r>
-      <w:r>
-        <w:t>ck</w:t>
+        <w:t xml:space="preserve">Table 7: Technology </w:t>
+      </w:r>
+      <w:r>
+        <w:t>stack</w:t>
       </w:r>
     </w:p>
     <w:tbl>
@@ -7231,7 +7665,569 @@
         <w:t>npm run preview</w:t>
       </w:r>
       <w:r>
-        <w:t xml:space="preserve"> serves the build on the same port and keeps the same proxy. The Python server does not serve the React build, so a deployment would need a reverse proxy in front of both. This is recorded as future work and is not hidden by the run script.</w:t>
+        <w:t xml:space="preserve"> serves the build on the same port and keeps</w:t>
+      </w:r>
+      <w:r>
+        <w:t xml:space="preserve"> the same proxy. The Python server does not serve the React build, so a deployment would need a reverse proxy in front of both. This is recorded as future work and is not hidden by the run script.</w:t>
+      </w:r>
+    </w:p>
+    <w:p>
+      <w:pPr>
+        <w:pStyle w:val="Heading3"/>
+      </w:pPr>
+      <w:r>
+        <w:t>4.1  Measured load behaviour</w:t>
+      </w:r>
+    </w:p>
+    <w:p>
+      <w:pPr>
+        <w:pStyle w:val="TableCaption"/>
+      </w:pPr>
+      <w:r>
+        <w:t xml:space="preserve">Table 8: Throughput, tail </w:t>
+      </w:r>
+      <w:r>
+        <w:t>latency and errors under concurrent clients (127.0.0.1, 500 requests or 20 s per level)</w:t>
+      </w:r>
+    </w:p>
+    <w:tbl>
+      <w:tblPr>
+        <w:tblStyle w:val="TableGrid"/>
+        <w:tblW w:w="0" w:type="auto"/>
+        <w:jc w:val="center"/>
+        <w:tblLook w:val="04A0" w:firstRow="1" w:lastRow="0" w:firstColumn="1" w:lastColumn="0" w:noHBand="0" w:noVBand="1"/>
+      </w:tblPr>
+      <w:tblGrid>
+        <w:gridCol w:w="1863"/>
+        <w:gridCol w:w="1863"/>
+        <w:gridCol w:w="1863"/>
+        <w:gridCol w:w="1863"/>
+        <w:gridCol w:w="1863"/>
+      </w:tblGrid>
+      <w:tr>
+        <w:trPr>
+          <w:cantSplit/>
+          <w:tblHeader/>
+          <w:jc w:val="center"/>
+        </w:trPr>
+        <w:tc>
+          <w:tcPr>
+            <w:tcW w:w="1863" w:type="dxa"/>
+            <w:shd w:val="clear" w:color="auto" w:fill="D9E2F3"/>
+          </w:tcPr>
+          <w:p>
+            <w:pPr>
+              <w:spacing w:before="40" w:line="240" w:lineRule="auto"/>
+              <w:jc w:val="left"/>
+            </w:pPr>
+            <w:r>
+              <w:rPr>
+                <w:b/>
+                <w:sz w:val="17"/>
+              </w:rPr>
+              <w:t>Scenario</w:t>
+            </w:r>
+          </w:p>
+        </w:tc>
+        <w:tc>
+          <w:tcPr>
+            <w:tcW w:w="1863" w:type="dxa"/>
+            <w:shd w:val="clear" w:color="auto" w:fill="D9E2F3"/>
+          </w:tcPr>
+          <w:p>
+            <w:pPr>
+              <w:spacing w:before="40" w:line="240" w:lineRule="auto"/>
+              <w:jc w:val="left"/>
+            </w:pPr>
+            <w:r>
+              <w:rPr>
+                <w:b/>
+                <w:sz w:val="17"/>
+              </w:rPr>
+              <w:t>Clients 1</w:t>
+            </w:r>
+          </w:p>
+        </w:tc>
+        <w:tc>
+          <w:tcPr>
+            <w:tcW w:w="1863" w:type="dxa"/>
+            <w:shd w:val="clear" w:color="auto" w:fill="D9E2F3"/>
+          </w:tcPr>
+          <w:p>
+            <w:pPr>
+              <w:spacing w:before="40" w:line="240" w:lineRule="auto"/>
+              <w:jc w:val="left"/>
+            </w:pPr>
+            <w:r>
+              <w:rPr>
+                <w:b/>
+                <w:sz w:val="17"/>
+              </w:rPr>
+              <w:t>Clients 4</w:t>
+            </w:r>
+          </w:p>
+        </w:tc>
+        <w:tc>
+          <w:tcPr>
+            <w:tcW w:w="1863" w:type="dxa"/>
+            <w:shd w:val="clear" w:color="auto" w:fill="D9E2F3"/>
+          </w:tcPr>
+          <w:p>
+            <w:pPr>
+              <w:spacing w:before="40" w:line="240" w:lineRule="auto"/>
+              <w:jc w:val="left"/>
+            </w:pPr>
+            <w:r>
+              <w:rPr>
+                <w:b/>
+                <w:sz w:val="17"/>
+              </w:rPr>
+              <w:t>Clients 16</w:t>
+            </w:r>
+          </w:p>
+        </w:tc>
+        <w:tc>
+          <w:tcPr>
+            <w:tcW w:w="1863" w:type="dxa"/>
+            <w:shd w:val="clear" w:color="auto" w:fill="D9E2F3"/>
+          </w:tcPr>
+          <w:p>
+            <w:pPr>
+              <w:spacing w:before="40" w:line="240" w:lineRule="auto"/>
+              <w:jc w:val="left"/>
+            </w:pPr>
+            <w:r>
+              <w:rPr>
+                <w:b/>
+                <w:sz w:val="17"/>
+              </w:rPr>
+              <w:t>Clients 64</w:t>
+            </w:r>
+          </w:p>
+        </w:tc>
+      </w:tr>
+      <w:tr>
+        <w:trPr>
+          <w:cantSplit/>
+          <w:jc w:val="center"/>
+        </w:trPr>
+        <w:tc>
+          <w:tcPr>
+            <w:tcW w:w="1863" w:type="dxa"/>
+          </w:tcPr>
+          <w:p>
+            <w:pPr>
+              <w:spacing w:before="40" w:line="240" w:lineRule="auto"/>
+              <w:jc w:val="left"/>
+            </w:pPr>
+            <w:r>
+              <w:rPr>
+                <w:sz w:val="17"/>
+              </w:rPr>
+              <w:t>GET /api/health</w:t>
+            </w:r>
+          </w:p>
+        </w:tc>
+        <w:tc>
+          <w:tcPr>
+            <w:tcW w:w="1863" w:type="dxa"/>
+          </w:tcPr>
+          <w:p>
+            <w:pPr>
+              <w:spacing w:before="40" w:line="240" w:lineRule="auto"/>
+              <w:jc w:val="left"/>
+            </w:pPr>
+            <w:r>
+              <w:rPr>
+                <w:sz w:val="17"/>
+              </w:rPr>
+              <w:t>233 req/s, p95 21 ms, 0 err</w:t>
+            </w:r>
+          </w:p>
+        </w:tc>
+        <w:tc>
+          <w:tcPr>
+            <w:tcW w:w="1863" w:type="dxa"/>
+          </w:tcPr>
+          <w:p>
+            <w:pPr>
+              <w:spacing w:before="40" w:line="240" w:lineRule="auto"/>
+              <w:jc w:val="left"/>
+            </w:pPr>
+            <w:r>
+              <w:rPr>
+                <w:sz w:val="17"/>
+              </w:rPr>
+              <w:t>1070 req/s, p95 15 ms, 0 err</w:t>
+            </w:r>
+          </w:p>
+        </w:tc>
+        <w:tc>
+          <w:tcPr>
+            <w:tcW w:w="1863" w:type="dxa"/>
+          </w:tcPr>
+          <w:p>
+            <w:pPr>
+              <w:spacing w:before="40" w:line="240" w:lineRule="auto"/>
+              <w:jc w:val="left"/>
+            </w:pPr>
+            <w:r>
+              <w:rPr>
+                <w:sz w:val="17"/>
+              </w:rPr>
+              <w:t>488 req/s, p95 15 ms, 0 err</w:t>
+            </w:r>
+          </w:p>
+        </w:tc>
+        <w:tc>
+          <w:tcPr>
+            <w:tcW w:w="1863" w:type="dxa"/>
+          </w:tcPr>
+          <w:p>
+            <w:pPr>
+              <w:spacing w:before="40" w:line="240" w:lineRule="auto"/>
+              <w:jc w:val="left"/>
+            </w:pPr>
+            <w:r>
+              <w:rPr>
+                <w:sz w:val="17"/>
+              </w:rPr>
+              <w:t xml:space="preserve">315 req/s, p95 </w:t>
+            </w:r>
+            <w:r>
+              <w:rPr>
+                <w:sz w:val="17"/>
+              </w:rPr>
+              <w:t>1017 ms, 0 err</w:t>
+            </w:r>
+          </w:p>
+        </w:tc>
+      </w:tr>
+      <w:tr>
+        <w:trPr>
+          <w:cantSplit/>
+          <w:jc w:val="center"/>
+        </w:trPr>
+        <w:tc>
+          <w:tcPr>
+            <w:tcW w:w="1863" w:type="dxa"/>
+          </w:tcPr>
+          <w:p>
+            <w:pPr>
+              <w:spacing w:before="40" w:line="240" w:lineRule="auto"/>
+              <w:jc w:val="left"/>
+            </w:pPr>
+            <w:r>
+              <w:rPr>
+                <w:sz w:val="17"/>
+              </w:rPr>
+              <w:t>GET /api/state</w:t>
+            </w:r>
+          </w:p>
+        </w:tc>
+        <w:tc>
+          <w:tcPr>
+            <w:tcW w:w="1863" w:type="dxa"/>
+          </w:tcPr>
+          <w:p>
+            <w:pPr>
+              <w:spacing w:before="40" w:line="240" w:lineRule="auto"/>
+              <w:jc w:val="left"/>
+            </w:pPr>
+            <w:r>
+              <w:rPr>
+                <w:sz w:val="17"/>
+              </w:rPr>
+              <w:t>68 req/s, p95 29 ms, 0 err</w:t>
+            </w:r>
+          </w:p>
+        </w:tc>
+        <w:tc>
+          <w:tcPr>
+            <w:tcW w:w="1863" w:type="dxa"/>
+          </w:tcPr>
+          <w:p>
+            <w:pPr>
+              <w:spacing w:before="40" w:line="240" w:lineRule="auto"/>
+              <w:jc w:val="left"/>
+            </w:pPr>
+            <w:r>
+              <w:rPr>
+                <w:sz w:val="17"/>
+              </w:rPr>
+              <w:t>77 req/s, p95 66 ms, 0 err</w:t>
+            </w:r>
+          </w:p>
+        </w:tc>
+        <w:tc>
+          <w:tcPr>
+            <w:tcW w:w="1863" w:type="dxa"/>
+          </w:tcPr>
+          <w:p>
+            <w:pPr>
+              <w:spacing w:before="40" w:line="240" w:lineRule="auto"/>
+              <w:jc w:val="left"/>
+            </w:pPr>
+            <w:r>
+              <w:rPr>
+                <w:sz w:val="17"/>
+              </w:rPr>
+              <w:t>86 req/s, p95 202 ms, 0 err</w:t>
+            </w:r>
+          </w:p>
+        </w:tc>
+        <w:tc>
+          <w:tcPr>
+            <w:tcW w:w="1863" w:type="dxa"/>
+          </w:tcPr>
+          <w:p>
+            <w:pPr>
+              <w:spacing w:before="40" w:line="240" w:lineRule="auto"/>
+              <w:jc w:val="left"/>
+            </w:pPr>
+            <w:r>
+              <w:rPr>
+                <w:sz w:val="17"/>
+              </w:rPr>
+              <w:t>85 req/s, p95 1627 ms, 19 err</w:t>
+            </w:r>
+          </w:p>
+        </w:tc>
+      </w:tr>
+      <w:tr>
+        <w:trPr>
+          <w:cantSplit/>
+          <w:jc w:val="center"/>
+        </w:trPr>
+        <w:tc>
+          <w:tcPr>
+            <w:tcW w:w="1863" w:type="dxa"/>
+          </w:tcPr>
+          <w:p>
+            <w:pPr>
+              <w:spacing w:before="40" w:line="240" w:lineRule="auto"/>
+              <w:jc w:val="left"/>
+            </w:pPr>
+            <w:r>
+              <w:rPr>
+                <w:sz w:val="17"/>
+              </w:rPr>
+              <w:t>POST /api/generate</w:t>
+            </w:r>
+          </w:p>
+        </w:tc>
+        <w:tc>
+          <w:tcPr>
+            <w:tcW w:w="1863" w:type="dxa"/>
+          </w:tcPr>
+          <w:p>
+            <w:pPr>
+              <w:spacing w:before="40" w:line="240" w:lineRule="auto"/>
+              <w:jc w:val="left"/>
+            </w:pPr>
+            <w:r>
+              <w:rPr>
+                <w:sz w:val="17"/>
+              </w:rPr>
+              <w:t>180 req/s, p95 19 ms, 0 err</w:t>
+            </w:r>
+          </w:p>
+        </w:tc>
+        <w:tc>
+          <w:tcPr>
+            <w:tcW w:w="1863" w:type="dxa"/>
+          </w:tcPr>
+          <w:p>
+            <w:pPr>
+              <w:spacing w:before="40" w:line="240" w:lineRule="auto"/>
+              <w:jc w:val="left"/>
+            </w:pPr>
+            <w:r>
+              <w:rPr>
+                <w:sz w:val="17"/>
+              </w:rPr>
+              <w:t>371 req/s, p95 25 ms, 0 err</w:t>
+            </w:r>
+          </w:p>
+        </w:tc>
+        <w:tc>
+          <w:tcPr>
+            <w:tcW w:w="1863" w:type="dxa"/>
+          </w:tcPr>
+          <w:p>
+            <w:pPr>
+              <w:spacing w:before="40" w:line="240" w:lineRule="auto"/>
+              <w:jc w:val="left"/>
+            </w:pPr>
+            <w:r>
+              <w:rPr>
+                <w:sz w:val="17"/>
+              </w:rPr>
+              <w:t>189 req/s, p95 78 ms, 1 err</w:t>
+            </w:r>
+          </w:p>
+        </w:tc>
+        <w:tc>
+          <w:tcPr>
+            <w:tcW w:w="1863" w:type="dxa"/>
+          </w:tcPr>
+          <w:p>
+            <w:pPr>
+              <w:spacing w:before="40" w:line="240" w:lineRule="auto"/>
+              <w:jc w:val="left"/>
+            </w:pPr>
+            <w:r>
+              <w:rPr>
+                <w:sz w:val="17"/>
+              </w:rPr>
+              <w:t xml:space="preserve">241 </w:t>
+            </w:r>
+            <w:r>
+              <w:rPr>
+                <w:sz w:val="17"/>
+              </w:rPr>
+              <w:t>req/s, p95 1035 ms, 5 err</w:t>
+            </w:r>
+          </w:p>
+        </w:tc>
+      </w:tr>
+      <w:tr>
+        <w:trPr>
+          <w:cantSplit/>
+          <w:jc w:val="center"/>
+        </w:trPr>
+        <w:tc>
+          <w:tcPr>
+            <w:tcW w:w="1863" w:type="dxa"/>
+          </w:tcPr>
+          <w:p>
+            <w:pPr>
+              <w:spacing w:before="40" w:line="240" w:lineRule="auto"/>
+              <w:jc w:val="left"/>
+            </w:pPr>
+            <w:r>
+              <w:rPr>
+                <w:sz w:val="17"/>
+              </w:rPr>
+              <w:t>mixed read/write</w:t>
+            </w:r>
+          </w:p>
+        </w:tc>
+        <w:tc>
+          <w:tcPr>
+            <w:tcW w:w="1863" w:type="dxa"/>
+          </w:tcPr>
+          <w:p>
+            <w:pPr>
+              <w:spacing w:before="40" w:line="240" w:lineRule="auto"/>
+              <w:jc w:val="left"/>
+            </w:pPr>
+            <w:r>
+              <w:rPr>
+                <w:sz w:val="17"/>
+              </w:rPr>
+              <w:t>48 req/s, p95 54 ms, 0 err</w:t>
+            </w:r>
+          </w:p>
+        </w:tc>
+        <w:tc>
+          <w:tcPr>
+            <w:tcW w:w="1863" w:type="dxa"/>
+          </w:tcPr>
+          <w:p>
+            <w:pPr>
+              <w:spacing w:before="40" w:line="240" w:lineRule="auto"/>
+              <w:jc w:val="left"/>
+            </w:pPr>
+            <w:r>
+              <w:rPr>
+                <w:sz w:val="17"/>
+              </w:rPr>
+              <w:t>49 req/s, p95 155 ms, 0 err</w:t>
+            </w:r>
+          </w:p>
+        </w:tc>
+        <w:tc>
+          <w:tcPr>
+            <w:tcW w:w="1863" w:type="dxa"/>
+          </w:tcPr>
+          <w:p>
+            <w:pPr>
+              <w:spacing w:before="40" w:line="240" w:lineRule="auto"/>
+              <w:jc w:val="left"/>
+            </w:pPr>
+            <w:r>
+              <w:rPr>
+                <w:sz w:val="17"/>
+              </w:rPr>
+              <w:t>34 req/s, p95 671 ms, 0 err</w:t>
+            </w:r>
+          </w:p>
+        </w:tc>
+        <w:tc>
+          <w:tcPr>
+            <w:tcW w:w="1863" w:type="dxa"/>
+          </w:tcPr>
+          <w:p>
+            <w:pPr>
+              <w:spacing w:before="40" w:line="240" w:lineRule="auto"/>
+              <w:jc w:val="left"/>
+            </w:pPr>
+            <w:r>
+              <w:rPr>
+                <w:sz w:val="17"/>
+              </w:rPr>
+              <w:t>26 req/s, p95 2911 ms, 0 err</w:t>
+            </w:r>
+          </w:p>
+        </w:tc>
+      </w:tr>
+    </w:tbl>
+    <w:p>
+      <w:pPr>
+        <w:spacing w:after="80" w:line="144" w:lineRule="auto"/>
+      </w:pPr>
+    </w:p>
+    <w:p>
+      <w:r>
+        <w:t xml:space="preserve">The lock does its job: 32 simultaneous removals of one client produced exactly one success and 31 </w:t>
+      </w:r>
+      <w:r>
+        <w:t xml:space="preserve">refusals (2 ledger records, chain valid); 16 simultaneous training requests produced 16 contiguous records; 8 writers and a verifier found no invalid read. Capacity is limited by the </w:t>
+      </w:r>
+      <w:r>
+        <w:lastRenderedPageBreak/>
+        <w:t xml:space="preserve">design, not by the lock alone: </w:t>
+      </w:r>
+      <w:r>
+        <w:rPr>
+          <w:rFonts w:ascii="Courier New" w:eastAsia="Courier New" w:hAnsi="Courier New" w:cs="Courier New"/>
+          <w:sz w:val="21"/>
+        </w:rPr>
+        <w:t>/api/state</w:t>
+      </w:r>
+      <w:r>
+        <w:t xml:space="preserve"> re-reads and re-verifies the wh</w:t>
+      </w:r>
+      <w:r>
+        <w:t xml:space="preserve">ole ledger on every call, so it saturates near 80 requests per second, and over a 2,000-request soak (0 errors) its median rose from 26 to 68 ms as the ledger grew to 400 records. At 64 simultaneous clients a few connections fail (up to 19 of 500 on </w:t>
+      </w:r>
+      <w:r>
+        <w:rPr>
+          <w:rFonts w:ascii="Courier New" w:eastAsia="Courier New" w:hAnsi="Courier New" w:cs="Courier New"/>
+          <w:sz w:val="21"/>
+        </w:rPr>
+        <w:t>/api/s</w:t>
+      </w:r>
+      <w:r>
+        <w:rPr>
+          <w:rFonts w:ascii="Courier New" w:eastAsia="Courier New" w:hAnsi="Courier New" w:cs="Courier New"/>
+          <w:sz w:val="21"/>
+        </w:rPr>
+        <w:t>tate</w:t>
+      </w:r>
+      <w:r>
+        <w:t>); there is no queue or pool, only one thread per connection.</w:t>
       </w:r>
     </w:p>
     <w:p>
@@ -7274,7 +8270,10 @@
         <w:t>Cache-Control: no-store</w:t>
       </w:r>
       <w:r>
-        <w:t xml:space="preserve">, except the legacy page at </w:t>
+        <w:t>,</w:t>
+      </w:r>
+      <w:r>
+        <w:t xml:space="preserve"> except the legacy page at </w:t>
       </w:r>
       <w:r>
         <w:rPr>
@@ -7284,10 +8283,7 @@
         <w:t>/</w:t>
       </w:r>
       <w:r>
-        <w:t>, which is HTML. Errors are always an object with on</w:t>
-      </w:r>
-      <w:r>
-        <w:t xml:space="preserve">e </w:t>
+        <w:t xml:space="preserve">, which is HTML. Errors are always an object with one </w:t>
       </w:r>
       <w:r>
         <w:rPr>
@@ -7345,7 +8341,7 @@
         <w:pStyle w:val="TableCaption"/>
       </w:pPr>
       <w:r>
-        <w:t>Table 8: API endpoints</w:t>
+        <w:t>Table 9: API endpoints</w:t>
       </w:r>
     </w:p>
     <w:tbl>
@@ -7534,13 +8530,7 @@
               <w:rPr>
                 <w:sz w:val="18"/>
               </w:rPr>
-              <w:t xml:space="preserve">HTML page of the original </w:t>
-            </w:r>
-            <w:r>
-              <w:rPr>
-                <w:sz w:val="18"/>
-              </w:rPr>
-              <w:t>interface</w:t>
+              <w:t>HTML page of the original interface</w:t>
             </w:r>
           </w:p>
         </w:tc>
@@ -7726,7 +8716,14 @@
                 <w:rFonts w:ascii="Courier New" w:eastAsia="Courier New" w:hAnsi="Courier New" w:cs="Courier New"/>
                 <w:sz w:val="15"/>
               </w:rPr>
-              <w:t>{trained, session_id, metrics, contributions[], active_clients[], latest_certificate, audit{valid, detail, records[]}}</w:t>
+              <w:t>{trained, session_id, metrics, contributions[], active_clients[], latest_certificate, audit{valid, detail,</w:t>
+            </w:r>
+            <w:r>
+              <w:rPr>
+                <w:rFonts w:ascii="Courier New" w:eastAsia="Courier New" w:hAnsi="Courier New" w:cs="Courier New"/>
+                <w:sz w:val="15"/>
+              </w:rPr>
+              <w:t xml:space="preserve"> records[]}}</w:t>
             </w:r>
           </w:p>
         </w:tc>
@@ -8160,13 +9157,7 @@
               <w:rPr>
                 <w:sz w:val="18"/>
               </w:rPr>
-              <w:t xml:space="preserve">400 untrained, </w:t>
-            </w:r>
-            <w:r>
-              <w:rPr>
-                <w:sz w:val="18"/>
-              </w:rPr>
-              <w:t>unknown, repeated, last client, missing id</w:t>
+              <w:t>400 untrained, unknown, repeated, last client, missing id</w:t>
             </w:r>
           </w:p>
         </w:tc>
@@ -8406,14 +9397,10 @@
         <w:t>json.JSONDecodeError</w:t>
       </w:r>
       <w:r>
-        <w:t xml:space="preserve"> raised in a POST become HTTP 400 with the </w:t>
-      </w:r>
-      <w:r>
-        <w:lastRenderedPageBreak/>
-        <w:t>exception text; any other exception becomes HTTP 500; an unknown route is HTTP 404. A certificate request before any removal is HTTP 404. The example below is the certificate returned when Clie</w:t>
-      </w:r>
-      <w:r>
-        <w:t>nt 01 (Finance) is removed in the default run (seed 2026); the fields are abbreviated to the ones that decide the outcome.</w:t>
+        <w:t xml:space="preserve"> raised in a POST become HTTP 400 with the exception text; any other exception becomes HTTP 500; an unknown route is HTTP 404. A certificate request before any removal is HTTP 404. The example below is the certificate returned when Client 01 (Finance) is r</w:t>
+      </w:r>
+      <w:r>
+        <w:t>emoved in the default run (seed 2026); the fields are abbreviated to the ones that decide the outcome.</w:t>
       </w:r>
     </w:p>
     <w:p>
@@ -8452,10 +9439,7 @@
         <w:ind w:left="432" w:hanging="360"/>
       </w:pPr>
       <w:r>
-        <w:t xml:space="preserve">  "certificate_id": "(random per ru</w:t>
-      </w:r>
-      <w:r>
-        <w:t>n)",</w:t>
+        <w:t xml:space="preserve">  "certificate_id": "(random per run)",</w:t>
       </w:r>
     </w:p>
     <w:p>
@@ -8465,7 +9449,10 @@
         <w:ind w:left="432" w:hanging="360"/>
       </w:pPr>
       <w:r>
-        <w:t xml:space="preserve">  "client_name": "Client 01 (Finance)",</w:t>
+        <w:t xml:space="preserve">  "client_name"</w:t>
+      </w:r>
+      <w:r>
+        <w:t>: "Client 01 (Finance)",</w:t>
       </w:r>
     </w:p>
     <w:p>
@@ -8515,6 +9502,7 @@
         <w:ind w:left="432" w:hanging="360"/>
       </w:pPr>
       <w:r>
+        <w:lastRenderedPageBreak/>
         <w:t xml:space="preserve">  "membership_auc_before": 0.2,</w:t>
       </w:r>
     </w:p>
@@ -8595,10 +9583,10 @@
     </w:p>
     <w:p>
       <w:r>
-        <w:t xml:space="preserve">Behaviour at the edges was measured against the live server (the results </w:t>
-      </w:r>
-      <w:r>
-        <w:t>chapter discusses it). The table gives the observed status for each case; an oversized body does not reach the client as an HTTP response.</w:t>
+        <w:t>Behaviour at the edges was measured against the live server (the results c</w:t>
+      </w:r>
+      <w:r>
+        <w:t>hapter discusses it). The table gives the observed status for each case; an oversized body does not reach the client as an HTTP response.</w:t>
       </w:r>
     </w:p>
     <w:p>
@@ -8606,7 +9594,7 @@
         <w:pStyle w:val="TableCaption"/>
       </w:pPr>
       <w:r>
-        <w:t>Table 9: Measured API behaviour at the edges</w:t>
+        <w:t>Table 10: Measured API behaviour at the edges</w:t>
       </w:r>
     </w:p>
     <w:tbl>
@@ -9866,11 +10854,10 @@
         <w:t>Two behaviours are defects rather than design. When a body exceeds 1,000,000 bytes the handler raises before r</w:t>
       </w:r>
       <w:r>
-        <w:t xml:space="preserve">eading it and the connection is closed, so a client sees a reset instead of a </w:t>
-      </w:r>
-      <w:r>
-        <w:lastRenderedPageBreak/>
-        <w:t>clean 400. And a method that the handler does not define (for example PUT) returns the HTML error page of the standard library, not a JSON error. Neither affects the main flow.</w:t>
+        <w:t>eading it and the connection is closed, so a client sees a reset instead of a clean 400. And a method that the handler does not define (for example PUT) returns the HTML error page of the standard library, not a JSON error. Neither affects the main flow; t</w:t>
+      </w:r>
+      <w:r>
+        <w:t>he security probes below add eight further defects.</w:t>
       </w:r>
     </w:p>
     <w:p>
@@ -9878,10 +10865,7 @@
         <w:pStyle w:val="Heading2"/>
       </w:pPr>
       <w:r>
-        <w:t>6</w:t>
-      </w:r>
-      <w:r>
-        <w:t xml:space="preserve">  Key Code Walkthroughs</w:t>
+        <w:t>6  Key Code Walkthroughs</w:t>
       </w:r>
     </w:p>
     <w:p>
@@ -9894,6 +10878,7 @@
         <w:pStyle w:val="Heading3"/>
       </w:pPr>
       <w:r>
+        <w:lastRenderedPageBreak/>
         <w:t>6.1  Training: clip, sum, add noise</w:t>
       </w:r>
     </w:p>
@@ -9903,7 +10888,10 @@
         <w:jc w:val="left"/>
       </w:pPr>
       <w:r>
-        <w:t>Listing: `FederatedUnlearningEngine.train()` (engine.py)</w:t>
+        <w:t>Listing: `FederatedUnlearningEngine.tr</w:t>
+      </w:r>
+      <w:r>
+        <w:t>ain()` (engine.py)</w:t>
       </w:r>
     </w:p>
     <w:p>
@@ -9913,10 +10901,7 @@
         <w:ind w:left="432" w:hanging="360"/>
       </w:pPr>
       <w:r>
-        <w:t xml:space="preserve">def train(self) -&gt; </w:t>
-      </w:r>
-      <w:r>
-        <w:t>TrainingMetrics:</w:t>
+        <w:t>def train(self) -&gt; TrainingMetrics:</w:t>
       </w:r>
     </w:p>
     <w:p>
@@ -9986,10 +10971,7 @@
         <w:ind w:left="432" w:hanging="360"/>
       </w:pPr>
       <w:r>
-        <w:t xml:space="preserve">      </w:t>
-      </w:r>
-      <w:r>
-        <w:t xml:space="preserve">  update, original_norm, scale = clipped_update(client.records, self.clip_norm)</w:t>
+        <w:t xml:space="preserve">        update, original_norm, scale = clipped_update(client.records, self.clip_norm)</w:t>
       </w:r>
     </w:p>
     <w:p>
@@ -10019,7 +11001,10 @@
         <w:ind w:left="432" w:hanging="360"/>
       </w:pPr>
       <w:r>
-        <w:t xml:space="preserve">        for index, value in enumerate(update):</w:t>
+        <w:t xml:space="preserve">        for i</w:t>
+      </w:r>
+      <w:r>
+        <w:t>ndex, value in enumerate(update):</w:t>
       </w:r>
     </w:p>
     <w:p>
@@ -10029,10 +11014,7 @@
         <w:ind w:left="432" w:hanging="360"/>
       </w:pPr>
       <w:r>
-        <w:t xml:space="preserve">            clean_sum[i</w:t>
-      </w:r>
-      <w:r>
-        <w:t>ndex] += value</w:t>
+        <w:t xml:space="preserve">            clean_sum[index] += value</w:t>
       </w:r>
     </w:p>
     <w:p>
@@ -10072,7 +11054,10 @@
         <w:ind w:left="432" w:hanging="360"/>
       </w:pPr>
       <w:r>
-        <w:t xml:space="preserve">    self.noisy_sum = [value + noise for value, noise in zip(clean_sum, self.noise)]</w:t>
+        <w:t xml:space="preserve">    self.noisy_sum = [value + noise for value, noi</w:t>
+      </w:r>
+      <w:r>
+        <w:t>se in zip(clean_sum, self.noise)]</w:t>
       </w:r>
     </w:p>
     <w:p>
@@ -10082,10 +11067,7 @@
         <w:ind w:left="432" w:hanging="360"/>
       </w:pPr>
       <w:r>
-        <w:t xml:space="preserve">    self._rebuild_model</w:t>
-      </w:r>
-      <w:r>
-        <w:t>()</w:t>
+        <w:t xml:space="preserve">    self._rebuild_model()</w:t>
       </w:r>
     </w:p>
     <w:p>
@@ -10115,7 +11097,10 @@
         <w:t>self.updates</w:t>
       </w:r>
       <w:r>
-        <w:t xml:space="preserve"> together with its original norm and scale, and added to </w:t>
+        <w:t xml:space="preserve"> together with its or</w:t>
+      </w:r>
+      <w:r>
+        <w:t xml:space="preserve">iginal norm and scale, and added to </w:t>
       </w:r>
       <w:r>
         <w:rPr>
@@ -10125,10 +11110,7 @@
         <w:t>clean_sum</w:t>
       </w:r>
       <w:r>
-        <w:t xml:space="preserve">. The noise </w:t>
-      </w:r>
-      <w:r>
-        <w:t xml:space="preserve">vector is drawn once, with a standard deviation of noise multiplier times clip norm for every coordinate, and added to form </w:t>
+        <w:t xml:space="preserve">. The noise vector is drawn once, with a standard deviation of noise multiplier times clip norm for every coordinate, and added to form </w:t>
       </w:r>
       <w:r>
         <w:rPr>
@@ -10155,24 +11137,24 @@
           <w:rFonts w:ascii="Courier New" w:eastAsia="Courier New" w:hAnsi="Courier New" w:cs="Courier New"/>
           <w:sz w:val="21"/>
         </w:rPr>
-        <w:t>noisy_sum</w:t>
-      </w:r>
-      <w:r>
-        <w:t xml:space="preserve"> and the model are used for the model; the stored </w:t>
+        <w:t>noisy_s</w:t>
       </w:r>
       <w:r>
         <w:rPr>
           <w:rFonts w:ascii="Courier New" w:eastAsia="Courier New" w:hAnsi="Courier New" w:cs="Courier New"/>
           <w:sz w:val="21"/>
         </w:rPr>
-        <w:t>updat</w:t>
+        <w:t>um</w:t>
+      </w:r>
+      <w:r>
+        <w:t xml:space="preserve"> and the model are used for the model; the stored </w:t>
       </w:r>
       <w:r>
         <w:rPr>
           <w:rFonts w:ascii="Courier New" w:eastAsia="Courier New" w:hAnsi="Courier New" w:cs="Courier New"/>
           <w:sz w:val="21"/>
         </w:rPr>
-        <w:t>es</w:t>
+        <w:t>updates</w:t>
       </w:r>
       <w:r>
         <w:t xml:space="preserve"> and </w:t>
@@ -10222,7 +11204,10 @@
         <w:ind w:left="432" w:hanging="360"/>
       </w:pPr>
       <w:r>
-        <w:t xml:space="preserve">    if self.model is None:</w:t>
+        <w:t xml:space="preserve">    if self.model is </w:t>
+      </w:r>
+      <w:r>
+        <w:t>None:</w:t>
       </w:r>
     </w:p>
     <w:p>
@@ -10343,7 +11328,6 @@
         <w:pStyle w:val="Heading3"/>
       </w:pPr>
       <w:r>
-        <w:lastRenderedPageBreak/>
         <w:t>6.3  Unlearning: subtrac</w:t>
       </w:r>
       <w:r>
@@ -10482,6 +11466,7 @@
         <w:ind w:left="432" w:hanging="360"/>
       </w:pPr>
       <w:r>
+        <w:lastRenderedPageBreak/>
         <w:t># in the retained aggregate is exactly zero (within floating-point error).</w:t>
       </w:r>
     </w:p>
@@ -10502,10 +11487,10 @@
         <w:ind w:left="432" w:hanging="360"/>
       </w:pPr>
       <w:r>
-        <w:t>retention = se</w:t>
-      </w:r>
-      <w:r>
-        <w:t>lf._utility_retention(before, after)</w:t>
+        <w:t xml:space="preserve">retention = </w:t>
+      </w:r>
+      <w:r>
+        <w:t>self._utility_retention(before, after)</w:t>
       </w:r>
     </w:p>
     <w:p>
@@ -10688,7 +11673,10 @@
         <w:ind w:left="432" w:hanging="360"/>
       </w:pPr>
       <w:r>
-        <w:t xml:space="preserve">    non_member_scores = [-model.negative_log_likelihood(text) for text in non_members]</w:t>
+        <w:t xml:space="preserve">    non_member_s</w:t>
+      </w:r>
+      <w:r>
+        <w:t>cores = [-model.negative_log_likelihood(text) for text in non_members]</w:t>
       </w:r>
     </w:p>
     <w:p>
@@ -10748,10 +11736,10 @@
         <w:ind w:left="432" w:hanging="360"/>
       </w:pPr>
       <w:r>
-        <w:t xml:space="preserve">      </w:t>
-      </w:r>
-      <w:r>
-        <w:t xml:space="preserve">      if member &gt; non_member:</w:t>
+        <w:t xml:space="preserve">            if member </w:t>
+      </w:r>
+      <w:r>
+        <w:t>&gt; non_member:</w:t>
       </w:r>
     </w:p>
     <w:p>
@@ -10801,13 +11789,13 @@
     </w:p>
     <w:p>
       <w:r>
-        <w:t xml:space="preserve">The score of a text is its negative loss, so a lower loss means a </w:t>
-      </w:r>
-      <w:r>
-        <w:t>higher membership score. The function counts the fraction of (member, non-member) pairs that the score orders correctly, with ties worth one half, which is the Mann-Whitney form of the area under the ROC curve. With five texts on each side there are 25 pai</w:t>
-      </w:r>
-      <w:r>
-        <w:t>rs, so the value moves in steps of 0.04. When a set is empty the function returns 0.5.</w:t>
+        <w:t xml:space="preserve">The score of a text is its negative loss, so a lower loss means a higher </w:t>
+      </w:r>
+      <w:r>
+        <w:t xml:space="preserve">membership score. The function counts the fraction of (member, non-member) pairs that the score orders correctly, with ties worth one half, which is the Mann-Whitney form of the area under the ROC curve. With five texts on each side there are 25 pairs, so </w:t>
+      </w:r>
+      <w:r>
+        <w:t>the value moves in steps of 0.04. When a set is empty the function returns 0.5.</w:t>
       </w:r>
     </w:p>
     <w:p>
@@ -10815,7 +11803,6 @@
         <w:pStyle w:val="Heading3"/>
       </w:pPr>
       <w:r>
-        <w:lastRenderedPageBreak/>
         <w:t>6.5  The audit ledger</w:t>
       </w:r>
     </w:p>
@@ -10855,7 +11842,10 @@
         <w:ind w:left="432" w:hanging="360"/>
       </w:pPr>
       <w:r>
-        <w:t xml:space="preserve">    previous_hash = records[-1]["record_hash"] if records else GENESIS_HASH</w:t>
+        <w:t xml:space="preserve">    pre</w:t>
+      </w:r>
+      <w:r>
+        <w:t>vious_hash = records[-1]["record_hash"] if records else GENESIS_HASH</w:t>
       </w:r>
     </w:p>
     <w:p>
@@ -10895,10 +11885,10 @@
         <w:ind w:left="432" w:hanging="360"/>
       </w:pPr>
       <w:r>
-        <w:t xml:space="preserve">    record_hash = hashlib.sha256(f"{previous_hash}|{_canonical(record</w:t>
-      </w:r>
-      <w:r>
-        <w:t>)}".encode("utf-8")).hexdigest()</w:t>
+        <w:t xml:space="preserve">    record_hash = hashlib.sha256(f"{previous_hash}|{_canonical(record)}".enc</w:t>
+      </w:r>
+      <w:r>
+        <w:t>ode("utf-8")).hexdigest()</w:t>
       </w:r>
     </w:p>
     <w:p>
@@ -10958,10 +11948,10 @@
         <w:ind w:left="432" w:hanging="360"/>
       </w:pPr>
       <w:r>
-        <w:t>def verify(self) -&gt; tuple[b</w:t>
-      </w:r>
-      <w:r>
-        <w:t>ool, str]:</w:t>
+        <w:t>def verify(self) -&gt; tuple[bool, st</w:t>
+      </w:r>
+      <w:r>
+        <w:t>r]:</w:t>
       </w:r>
     </w:p>
     <w:p>
@@ -10971,6 +11961,7 @@
         <w:ind w:left="432" w:hanging="360"/>
       </w:pPr>
       <w:r>
+        <w:lastRenderedPageBreak/>
         <w:t xml:space="preserve">    previous_hash = GENESIS_HASH</w:t>
       </w:r>
     </w:p>
@@ -11031,10 +12022,7 @@
         <w:ind w:left="432" w:hanging="360"/>
       </w:pPr>
       <w:r>
-        <w:t xml:space="preserve">        stored_hash = record.get("reco</w:t>
-      </w:r>
-      <w:r>
-        <w:t>rd_hash", "")</w:t>
+        <w:t xml:space="preserve">        stored_hash = record.get("record_hash", "")</w:t>
       </w:r>
     </w:p>
     <w:p>
@@ -11186,10 +12174,10 @@
     </w:p>
     <w:p>
       <w:r>
-        <w:t xml:space="preserve">A small system is made of a small number of decisions, and each of them fixes something that the evidence of Chapters 7 and 8 later </w:t>
-      </w:r>
-      <w:r>
-        <w:t>measures. The table lists the main decisions, the reason for each and what it cost; the paragraphs that follow explain the three decisions that shape the results most.</w:t>
+        <w:t>A small system is made of a small number of decisions, and each of them fixes something that the evidence of Chapters 7 and 8 later measu</w:t>
+      </w:r>
+      <w:r>
+        <w:t>res. The table lists the main decisions, the reason for each and what it cost; the paragraphs that follow explain the three decisions that shape the results most.</w:t>
       </w:r>
     </w:p>
     <w:p>
@@ -11197,7 +12185,7 @@
         <w:pStyle w:val="TableCaption"/>
       </w:pPr>
       <w:r>
-        <w:t>Table 10: Main implementation decisions</w:t>
+        <w:t>Table 11: Main implementation decisions</w:t>
       </w:r>
     </w:p>
     <w:tbl>
@@ -11294,13 +12282,13 @@
               <w:rPr>
                 <w:sz w:val="17"/>
               </w:rPr>
-              <w:t xml:space="preserve">Python standard library </w:t>
+              <w:t xml:space="preserve">Python standard library only </w:t>
             </w:r>
             <w:r>
               <w:rPr>
                 <w:sz w:val="17"/>
               </w:rPr>
-              <w:t>only for the engine and the API</w:t>
+              <w:t>for the engine and the API</w:t>
             </w:r>
           </w:p>
         </w:tc>
@@ -11341,13 +12329,13 @@
               <w:rPr>
                 <w:sz w:val="17"/>
               </w:rPr>
-              <w:t>hand-written HTTP handler: no authentication, HTML 501 for unsupported methods, aborted connection on oversi</w:t>
+              <w:t>hand-written HTTP handler: no authentication, HTML 501 for unsupported methods, aborted connection on oversized b</w:t>
             </w:r>
             <w:r>
               <w:rPr>
                 <w:sz w:val="17"/>
               </w:rPr>
-              <w:t>zed bodies</w:t>
+              <w:t>odies</w:t>
             </w:r>
           </w:p>
         </w:tc>
@@ -11404,13 +12392,13 @@
               <w:rPr>
                 <w:sz w:val="17"/>
               </w:rPr>
-              <w:t>no claim a</w:t>
+              <w:t xml:space="preserve">no claim about </w:t>
             </w:r>
             <w:r>
               <w:rPr>
                 <w:sz w:val="17"/>
               </w:rPr>
-              <w:t>bout real LLMs can be made; the model is useless at the default noise</w:t>
+              <w:t>real LLMs can be made; the model is useless at the default noise</w:t>
             </w:r>
           </w:p>
         </w:tc>
@@ -11433,7 +12421,6 @@
               <w:rPr>
                 <w:sz w:val="17"/>
               </w:rPr>
-              <w:lastRenderedPageBreak/>
               <w:t>Additive aggregation with stored per-client updates</w:t>
             </w:r>
           </w:p>
@@ -11468,13 +12455,13 @@
               <w:rPr>
                 <w:sz w:val="17"/>
               </w:rPr>
-              <w:t xml:space="preserve">the server must keep every client's clipped update, which is </w:t>
+              <w:t>the server must keep every client's clipped update, which is itsel</w:t>
             </w:r>
             <w:r>
               <w:rPr>
                 <w:sz w:val="17"/>
               </w:rPr>
-              <w:t>itself sensitive; only linear aggregation is supported</w:t>
+              <w:t>f sensitive; only linear aggregation is supported</w:t>
             </w:r>
           </w:p>
         </w:tc>
@@ -11531,13 +12518,13 @@
               <w:rPr>
                 <w:sz w:val="17"/>
               </w:rPr>
-              <w:t xml:space="preserve">all five raw norms (25.2 to 28.2) exceed C, so all </w:t>
+              <w:t xml:space="preserve">all five raw norms (25.2 to 28.2) exceed C, so all updates </w:t>
             </w:r>
             <w:r>
               <w:rPr>
                 <w:sz w:val="17"/>
               </w:rPr>
-              <w:t>updates are scaled to the same length</w:t>
+              <w:t>are scaled to the same length</w:t>
             </w:r>
           </w:p>
         </w:tc>
@@ -11594,13 +12581,13 @@
               <w:rPr>
                 <w:sz w:val="17"/>
               </w:rPr>
-              <w:t>the reference check is an identity; the pri</w:t>
+              <w:t>the reference check is an identity; the privacy acc</w:t>
             </w:r>
             <w:r>
               <w:rPr>
                 <w:sz w:val="17"/>
               </w:rPr>
-              <w:t>vacy accounting of a second release is not addressed</w:t>
+              <w:t>ounting of a second release is not addressed</w:t>
             </w:r>
           </w:p>
         </w:tc>
@@ -11680,13 +12667,13 @@
               <w:rPr>
                 <w:sz w:val="17"/>
               </w:rPr>
-              <w:t xml:space="preserve">Loss-based membership </w:t>
+              <w:t>Loss-based membership attack o</w:t>
             </w:r>
             <w:r>
               <w:rPr>
                 <w:sz w:val="17"/>
               </w:rPr>
-              <w:t>attack on ten sentences</w:t>
+              <w:t>n ten sentences</w:t>
             </w:r>
           </w:p>
         </w:tc>
@@ -11743,6 +12730,7 @@
               <w:rPr>
                 <w:sz w:val="17"/>
               </w:rPr>
+              <w:lastRenderedPageBreak/>
               <w:t>CERTIFIED if reference L2 &lt;= 1e-10 and retention &gt;= 70 %</w:t>
             </w:r>
           </w:p>
@@ -11777,13 +12765,13 @@
               <w:rPr>
                 <w:sz w:val="17"/>
               </w:rPr>
-              <w:t>the first can nev</w:t>
+              <w:t xml:space="preserve">the first can never fail </w:t>
             </w:r>
             <w:r>
               <w:rPr>
                 <w:sz w:val="17"/>
               </w:rPr>
-              <w:t>er fail and the second never binds (minimum observed retention 79.9 %)</w:t>
+              <w:t>and the second never binds (minimum observed retention 79.9 %)</w:t>
             </w:r>
           </w:p>
         </w:tc>
@@ -11863,13 +12851,13 @@
               <w:rPr>
                 <w:sz w:val="17"/>
               </w:rPr>
-              <w:t xml:space="preserve">React </w:t>
+              <w:t xml:space="preserve">React frontend </w:t>
             </w:r>
             <w:r>
               <w:rPr>
                 <w:sz w:val="17"/>
               </w:rPr>
-              <w:t>frontend over the unchanged API (ports 5109 and 8109)</w:t>
+              <w:t>over the unchanged API (ports 5109 and 8109)</w:t>
             </w:r>
           </w:p>
         </w:tc>
@@ -11956,13 +12944,13 @@
               <w:rPr>
                 <w:sz w:val="17"/>
               </w:rPr>
-              <w:t>simple</w:t>
+              <w:t>simple and corr</w:t>
             </w:r>
             <w:r>
               <w:rPr>
                 <w:sz w:val="17"/>
               </w:rPr>
-              <w:t xml:space="preserve"> and correct for one operator</w:t>
+              <w:t>ect under concurrency: 32 simultaneous removals of one client gave exactly one success</w:t>
             </w:r>
           </w:p>
         </w:tc>
@@ -11979,7 +12967,7 @@
               <w:rPr>
                 <w:sz w:val="17"/>
               </w:rPr>
-              <w:t>no multi-user separation</w:t>
+              <w:t>no multi-user separation; throughput of the state call saturates near 80 requests per second</w:t>
             </w:r>
           </w:p>
         </w:tc>
@@ -12019,7 +13007,13 @@
               <w:rPr>
                 <w:sz w:val="17"/>
               </w:rPr>
-              <w:t>reproducible demonstrations and tests</w:t>
+              <w:t>reproducible demonstrations an</w:t>
+            </w:r>
+            <w:r>
+              <w:rPr>
+                <w:sz w:val="17"/>
+              </w:rPr>
+              <w:t>d tests</w:t>
             </w:r>
           </w:p>
         </w:tc>
@@ -12052,31 +13046,35 @@
         <w:pStyle w:val="Heading3"/>
       </w:pPr>
       <w:r>
-        <w:t>7.1  Why subtraction instead of an approxim</w:t>
-      </w:r>
-      <w:r>
-        <w:t>ate algorithm</w:t>
+        <w:t>7.1  Why subtraction instead of an approximate algorithm</w:t>
       </w:r>
     </w:p>
     <w:p>
       <w:r>
-        <w:t>The literature offers many ways to unlearn: retraining, sharded retraining [12], influence-function updates with a certified bound [13][14], client-level calibration [17] and, more recently, pruning of memorising parameters [2] and primal-dua</w:t>
-      </w:r>
-      <w:r>
-        <w:t xml:space="preserve">l optimisation [4]. ForgetSafe takes the simplest exact route that its own aggregation allows. Because the released model is </w:t>
+        <w:t>The literature offers many ways to unlearn: retraining, sharded retraining [12], influence-function updates with a ce</w:t>
+      </w:r>
+      <w:r>
+        <w:t xml:space="preserve">rtified bound [13][14], client-level calibration [17] and, more recently, pruning of memorising parameters [2] and primal-dual optimisation [4]. ForgetSafe takes the simplest exact route that its own aggregation allows. Because the released model is </w:t>
       </w:r>
       <w:r>
         <w:rPr>
           <w:rFonts w:ascii="Courier New" w:eastAsia="Courier New" w:hAnsi="Courier New" w:cs="Courier New"/>
           <w:sz w:val="21"/>
         </w:rPr>
-        <w:t>theta = (sum of clipped updates + noise) / n</w:t>
-      </w:r>
-      <w:r>
-        <w:t>, a client's contribution is a known additive term, and removing it needs no optimisation and no access to the client's data. The price of exactness is the storage of every client's clipped update on the coordinator and the restriction to one-shot linear a</w:t>
-      </w:r>
-      <w:r>
-        <w:t xml:space="preserve">ggregation. Neither restriction would survive in a real LLM pipeline with several rounds of non-linear local training, which is why the report presents the result as a verified </w:t>
+        <w:t xml:space="preserve">theta </w:t>
+      </w:r>
+      <w:r>
+        <w:rPr>
+          <w:rFonts w:ascii="Courier New" w:eastAsia="Courier New" w:hAnsi="Courier New" w:cs="Courier New"/>
+          <w:sz w:val="21"/>
+        </w:rPr>
+        <w:t>= (sum of clipped updates + noise) / n</w:t>
+      </w:r>
+      <w:r>
+        <w:t>, a client's contribution is a known additive term, and removing it needs no optimisation and no access to the client's data. The price of exactness is the storage of every client's clipped update on the coordinator an</w:t>
+      </w:r>
+      <w:r>
+        <w:t xml:space="preserve">d the restriction to one-shot linear aggregation. Neither restriction would survive in a real LLM pipeline with several rounds of non-linear local training, which is why the report presents the result as a verified </w:t>
       </w:r>
       <w:r>
         <w:rPr>
@@ -12085,7 +13083,10 @@
         <w:t>workflow</w:t>
       </w:r>
       <w:r>
-        <w:t xml:space="preserve"> rather than as an algorithm that scales.</w:t>
+        <w:t xml:space="preserve"> rather than as an algorithm that</w:t>
+      </w:r>
+      <w:r>
+        <w:t xml:space="preserve"> scales.</w:t>
       </w:r>
     </w:p>
     <w:p>
@@ -12098,10 +13099,7 @@
     </w:p>
     <w:p>
       <w:r>
-        <w:t>Th</w:t>
-      </w:r>
-      <w:r>
-        <w:t xml:space="preserve">e unlearned model is </w:t>
+        <w:t xml:space="preserve">The unlearned model is </w:t>
       </w:r>
       <w:r>
         <w:rPr>
@@ -12121,17 +13119,13 @@
         <w:t>(noise + sum of retained updates) / (n - 1)</w:t>
       </w:r>
       <w:r>
-        <w:t>. Keeping the same noise vector makes the two identical, which is what lets the engine state its certificate as an equality with a tolerance. T</w:t>
-      </w:r>
-      <w:r>
-        <w:t>he alternative, drawing fresh noise at every release, gives a more honest comparison with retraining (as the added experiment shows) but then the equality is only distributional, and the cumulative privacy loss over several releases has to be accounted for</w:t>
-      </w:r>
-      <w:r>
-        <w:t xml:space="preserve">. The project chose the first option for the </w:t>
-      </w:r>
-      <w:r>
-        <w:lastRenderedPageBreak/>
-        <w:t>demonstration and measured the second separately; the report treats this as the most important design limitation of the certificate.</w:t>
+        <w:t>. Keeping the same noise vector makes the two identical, which is what lets the engine state its certific</w:t>
+      </w:r>
+      <w:r>
+        <w:t>ate as an equality with a tolerance. The alternative, drawing fresh noise at every release, gives a more honest comparison with retraining (as the added experiment shows) but then the equality is only distributional, and the cumulative privacy loss over se</w:t>
+      </w:r>
+      <w:r>
+        <w:t>veral releases has to be accounted for. The project chose the first option for the demonstration and measured the second separately; the report treats this as the most important design limitation of the certificate.</w:t>
       </w:r>
     </w:p>
     <w:p>
@@ -12139,15 +13133,15 @@
         <w:pStyle w:val="Heading3"/>
       </w:pPr>
       <w:r>
-        <w:t>7.3  Why a frontend rebuild left the backend alone</w:t>
+        <w:t>7.3  Why a frontend rebuild left the bac</w:t>
+      </w:r>
+      <w:r>
+        <w:t>kend alone</w:t>
       </w:r>
     </w:p>
     <w:p>
       <w:r>
-        <w:t>The backend already exposed</w:t>
-      </w:r>
-      <w:r>
-        <w:t xml:space="preserve"> a complete JSON API for the original single-page interface. A modern React interface was added on top of it without changing </w:t>
+        <w:t xml:space="preserve">The backend already exposed a complete JSON API for the original single-page interface. A modern React interface was added on top of it without changing </w:t>
       </w:r>
       <w:r>
         <w:rPr>
@@ -12177,7 +13171,10 @@
         <w:t>/api</w:t>
       </w:r>
       <w:r>
-        <w:t xml:space="preserve"> to port 8109, and ports are read from </w:t>
+        <w:t xml:space="preserve"> to port 8109, and </w:t>
+      </w:r>
+      <w:r>
+        <w:t xml:space="preserve">ports are read from </w:t>
       </w:r>
       <w:r>
         <w:rPr>
@@ -12197,10 +13194,7 @@
         <w:t>run.bat</w:t>
       </w:r>
       <w:r>
-        <w:t xml:space="preserve"> an</w:t>
-      </w:r>
-      <w:r>
-        <w:t xml:space="preserve">d </w:t>
+        <w:t xml:space="preserve"> and </w:t>
       </w:r>
       <w:r>
         <w:rPr>
@@ -12210,10 +13204,14 @@
         <w:t>vite.config.js</w:t>
       </w:r>
       <w:r>
-        <w:t>. This kept the tested engine stable (the five unit tests and the smoke test never needed to change) and kept the original interface, the Tkinter desktop window and the command-line demonstration working. The cost is that API weaknesses suc</w:t>
-      </w:r>
-      <w:r>
-        <w:t>h as the missing authentication remain visible in the new interface.</w:t>
+        <w:t xml:space="preserve">. This kept the tested engine stable (the five unit tests and the smoke test never needed to change) and kept the original interface, the Tkinter desktop window </w:t>
+      </w:r>
+      <w:r>
+        <w:lastRenderedPageBreak/>
+        <w:t>and the command-line demonstration workin</w:t>
+      </w:r>
+      <w:r>
+        <w:t>g. The cost is that API weaknesses such as the missing authentication remain visible in the new interface.</w:t>
       </w:r>
     </w:p>
     <w:p>
@@ -12226,42 +13224,71 @@
     </w:p>
     <w:p>
       <w:r>
-        <w:t xml:space="preserve">ForgetSafe is a local demonstrator, and its security measures match that role. This section lists what the code does, and then what it does not do, because </w:t>
-      </w:r>
-      <w:r>
-        <w:t>the second list matters more to anyone who might reuse the design.</w:t>
-      </w:r>
-    </w:p>
-    <w:p>
-      <w:pPr>
-        <w:pStyle w:val="Heading3"/>
-      </w:pPr>
-      <w:r>
-        <w:t>8.1  What the code does</w:t>
-      </w:r>
-    </w:p>
-    <w:p>
-      <w:pPr>
-        <w:pStyle w:val="ListBullet"/>
-      </w:pPr>
-      <w:r>
-        <w:rPr>
-          <w:b/>
-        </w:rPr>
-        <w:t>Localhost binding.</w:t>
-      </w:r>
-      <w:r>
-        <w:t xml:space="preserve"> The server binds to 127.0.0.1 unless </w:t>
+        <w:t xml:space="preserve">ForgetSafe is a local demonstrator, so its controls are modest; what matters is that they were measured. </w:t>
       </w:r>
       <w:r>
         <w:rPr>
           <w:rFonts w:ascii="Courier New" w:eastAsia="Courier New" w:hAnsi="Courier New" w:cs="Courier New"/>
           <w:sz w:val="21"/>
         </w:rPr>
-        <w:t>--host</w:t>
-      </w:r>
-      <w:r>
-        <w:t xml:space="preserve"> is given, and the Vite server is bound to 127.0.0.1 too.</w:t>
+        <w:t>scripts/run_testing_experiments.py</w:t>
+      </w:r>
+      <w:r>
+        <w:t xml:space="preserve"> sent 58 synthetic malicious or malformed requests to the running server, classified each result as handled, handled with noteworthy behaviour or defect, and checked after every group that </w:t>
+      </w:r>
+      <w:r>
+        <w:rPr>
+          <w:rFonts w:ascii="Courier New" w:eastAsia="Courier New" w:hAnsi="Courier New" w:cs="Courier New"/>
+          <w:sz w:val="21"/>
+        </w:rPr>
+        <w:t>/api/health</w:t>
+      </w:r>
+      <w:r>
+        <w:t xml:space="preserve"> still answered.</w:t>
+      </w:r>
+    </w:p>
+    <w:p>
+      <w:pPr>
+        <w:pStyle w:val="Heading3"/>
+      </w:pPr>
+      <w:r>
+        <w:t xml:space="preserve">8.1  </w:t>
+      </w:r>
+      <w:r>
+        <w:t>What the code does</w:t>
+      </w:r>
+    </w:p>
+    <w:p>
+      <w:pPr>
+        <w:pStyle w:val="ListBullet"/>
+      </w:pPr>
+      <w:r>
+        <w:rPr>
+          <w:b/>
+        </w:rPr>
+        <w:t>Localhost binding</w:t>
+      </w:r>
+      <w:r>
+        <w:t xml:space="preserve"> of both servers; </w:t>
+      </w:r>
+      <w:r>
+        <w:rPr>
+          <w:b/>
+        </w:rPr>
+        <w:t>no file serving</w:t>
+      </w:r>
+      <w:r>
+        <w:t xml:space="preserve"> (a path such as </w:t>
+      </w:r>
+      <w:r>
+        <w:rPr>
+          <w:rFonts w:ascii="Courier New" w:eastAsia="Courier New" w:hAnsi="Courier New" w:cs="Courier New"/>
+          <w:sz w:val="21"/>
+        </w:rPr>
+        <w:t>/../../etc/passwd</w:t>
+      </w:r>
+      <w:r>
+        <w:t xml:space="preserve"> returns 404); a fixed ledger path.</w:t>
       </w:r>
     </w:p>
     <w:p>
@@ -12275,10 +13302,7 @@
         <w:t>Input checks.</w:t>
       </w:r>
       <w:r>
-        <w:t xml:space="preserve"> The body size is limited to 1,0</w:t>
-      </w:r>
-      <w:r>
-        <w:t xml:space="preserve">00,000 bytes, the body must be a JSON object, </w:t>
+        <w:t xml:space="preserve"> Body limited to 1,000,000 bytes, JSON object required, </w:t>
       </w:r>
       <w:r>
         <w:rPr>
@@ -12288,34 +13312,7 @@
         <w:t>client_id</w:t>
       </w:r>
       <w:r>
-        <w:t xml:space="preserve"> must be present, and an id that is not one of the five known clients is rejected before any engine state changes. Seed text for generation is normalised to the 33-symbol alphabet, so it cannot carry m</w:t>
-      </w:r>
-      <w:r>
-        <w:t>arkup into the model; a 5,000-character seed was accepted and processed (measured).</w:t>
-      </w:r>
-    </w:p>
-    <w:p>
-      <w:pPr>
-        <w:pStyle w:val="ListBullet"/>
-      </w:pPr>
-      <w:r>
-        <w:rPr>
-          <w:b/>
-        </w:rPr>
-        <w:t>No file serving.</w:t>
-      </w:r>
-      <w:r>
-        <w:t xml:space="preserve"> The server has no static-file route, so a path such as </w:t>
-      </w:r>
-      <w:r>
-        <w:rPr>
-          <w:rFonts w:ascii="Courier New" w:eastAsia="Courier New" w:hAnsi="Courier New" w:cs="Courier New"/>
-          <w:sz w:val="21"/>
-        </w:rPr>
-        <w:t>/../../etc/passwd</w:t>
-      </w:r>
-      <w:r>
-        <w:t xml:space="preserve"> returns 404 (measured). The ledger path is fixed in code.</w:t>
+        <w:t xml:space="preserve"> required and validated against the five known clients before any state changes; seed text is normalised to the 33-symbol alphabet (a 5,000-character seed was accepted).</w:t>
       </w:r>
     </w:p>
     <w:p>
@@ -12329,20 +13326,7 @@
         <w:t>Output escaping.</w:t>
       </w:r>
       <w:r>
-        <w:t xml:space="preserve"> The leg</w:t>
-      </w:r>
-      <w:r>
-        <w:t xml:space="preserve">acy page escapes every server value with an </w:t>
-      </w:r>
-      <w:r>
-        <w:rPr>
-          <w:rFonts w:ascii="Courier New" w:eastAsia="Courier New" w:hAnsi="Courier New" w:cs="Courier New"/>
-          <w:sz w:val="21"/>
-        </w:rPr>
-        <w:t>esc()</w:t>
-      </w:r>
-      <w:r>
-        <w:t xml:space="preserve"> function before inserting it as HTML; React escapes by default.</w:t>
+        <w:t xml:space="preserve"> The legacy page escapes every server value; React escapes by default.</w:t>
       </w:r>
     </w:p>
     <w:p>
@@ -12353,27 +13337,10 @@
         <w:rPr>
           <w:b/>
         </w:rPr>
-        <w:t>Thread safety.</w:t>
-      </w:r>
-      <w:r>
-        <w:t xml:space="preserve"> One re-entrant lock serialises engine access inside a process.</w:t>
-      </w:r>
-    </w:p>
-    <w:p>
-      <w:pPr>
-        <w:pStyle w:val="ListBullet"/>
-      </w:pPr>
-      <w:r>
-        <w:rPr>
-          <w:b/>
-        </w:rPr>
-        <w:t>Failure isolation.</w:t>
-      </w:r>
-      <w:r>
-        <w:t xml:space="preserve"> Exceptions are caught per request and returne</w:t>
-      </w:r>
-      <w:r>
-        <w:t>d as JSON; one failing request does not stop the server.</w:t>
+        <w:t>One re-entrant lock</w:t>
+      </w:r>
+      <w:r>
+        <w:t xml:space="preserve"> serialises engine access; exceptions are caught per request and returned as JSON, so one failure does not stop the server.</w:t>
       </w:r>
     </w:p>
     <w:p>
@@ -12387,7 +13354,10 @@
         <w:t>Tamper evidence.</w:t>
       </w:r>
       <w:r>
-        <w:t xml:space="preserve"> The ledger detects ordinary edits, deletions and re-ordering.</w:t>
+        <w:t xml:space="preserve"> The ledger detects edits, deletions and re-ordering; three attack classes go undetected (Chapte</w:t>
+      </w:r>
+      <w:r>
+        <w:t>r 7 and the results chapter).</w:t>
       </w:r>
     </w:p>
     <w:p>
@@ -12395,8 +13365,7 @@
         <w:pStyle w:val="Heading3"/>
       </w:pPr>
       <w:r>
-        <w:lastRenderedPageBreak/>
-        <w:t>8.2  What the code does not do</w:t>
+        <w:t>8.2  Measured security probes</w:t>
       </w:r>
     </w:p>
     <w:p>
@@ -12404,7 +13373,7 @@
         <w:pStyle w:val="TableCaption"/>
       </w:pPr>
       <w:r>
-        <w:t>Table 11: Security gaps of the demonstrator</w:t>
+        <w:t>Table 12: Security probes by group</w:t>
       </w:r>
     </w:p>
     <w:tbl>
@@ -12415,8 +13384,11 @@
         <w:tblLook w:val="04A0" w:firstRow="1" w:lastRow="0" w:firstColumn="1" w:lastColumn="0" w:noHBand="0" w:noVBand="1"/>
       </w:tblPr>
       <w:tblGrid>
-        <w:gridCol w:w="2981"/>
-        <w:gridCol w:w="6336"/>
+        <w:gridCol w:w="3727"/>
+        <w:gridCol w:w="1398"/>
+        <w:gridCol w:w="1398"/>
+        <w:gridCol w:w="1398"/>
+        <w:gridCol w:w="1398"/>
       </w:tblGrid>
       <w:tr>
         <w:trPr>
@@ -12426,7 +13398,7 @@
         </w:trPr>
         <w:tc>
           <w:tcPr>
-            <w:tcW w:w="2981" w:type="dxa"/>
+            <w:tcW w:w="3727" w:type="dxa"/>
             <w:shd w:val="clear" w:color="auto" w:fill="D9E2F3"/>
           </w:tcPr>
           <w:p>
@@ -12439,26 +13411,83 @@
                 <w:b/>
                 <w:sz w:val="19"/>
               </w:rPr>
-              <w:t>Gap</w:t>
-            </w:r>
-          </w:p>
-        </w:tc>
-        <w:tc>
-          <w:tcPr>
-            <w:tcW w:w="6336" w:type="dxa"/>
+              <w:t>Probe group</w:t>
+            </w:r>
+          </w:p>
+        </w:tc>
+        <w:tc>
+          <w:tcPr>
+            <w:tcW w:w="1398" w:type="dxa"/>
             <w:shd w:val="clear" w:color="auto" w:fill="D9E2F3"/>
           </w:tcPr>
           <w:p>
             <w:pPr>
               <w:spacing w:before="40" w:line="240" w:lineRule="auto"/>
-              <w:jc w:val="left"/>
+              <w:jc w:val="center"/>
             </w:pPr>
             <w:r>
               <w:rPr>
                 <w:b/>
                 <w:sz w:val="19"/>
               </w:rPr>
-              <w:t>Consequence</w:t>
+              <w:t>Probes</w:t>
+            </w:r>
+          </w:p>
+        </w:tc>
+        <w:tc>
+          <w:tcPr>
+            <w:tcW w:w="1398" w:type="dxa"/>
+            <w:shd w:val="clear" w:color="auto" w:fill="D9E2F3"/>
+          </w:tcPr>
+          <w:p>
+            <w:pPr>
+              <w:spacing w:before="40" w:line="240" w:lineRule="auto"/>
+              <w:jc w:val="center"/>
+            </w:pPr>
+            <w:r>
+              <w:rPr>
+                <w:b/>
+                <w:sz w:val="19"/>
+              </w:rPr>
+              <w:t>Handled</w:t>
+            </w:r>
+          </w:p>
+        </w:tc>
+        <w:tc>
+          <w:tcPr>
+            <w:tcW w:w="1398" w:type="dxa"/>
+            <w:shd w:val="clear" w:color="auto" w:fill="D9E2F3"/>
+          </w:tcPr>
+          <w:p>
+            <w:pPr>
+              <w:spacing w:before="40" w:line="240" w:lineRule="auto"/>
+              <w:jc w:val="center"/>
+            </w:pPr>
+            <w:r>
+              <w:rPr>
+                <w:b/>
+                <w:sz w:val="19"/>
+              </w:rPr>
+              <w:t>Noteworthy</w:t>
+            </w:r>
+          </w:p>
+        </w:tc>
+        <w:tc>
+          <w:tcPr>
+            <w:tcW w:w="1398" w:type="dxa"/>
+            <w:shd w:val="clear" w:color="auto" w:fill="D9E2F3"/>
+          </w:tcPr>
+          <w:p>
+            <w:pPr>
+              <w:spacing w:before="40" w:line="240" w:lineRule="auto"/>
+              <w:jc w:val="center"/>
+            </w:pPr>
+            <w:r>
+              <w:rPr>
+                <w:b/>
+                <w:sz w:val="19"/>
+              </w:rPr>
+              <w:t>Defects</w:t>
             </w:r>
           </w:p>
         </w:tc>
@@ -12470,7 +13499,7 @@
         </w:trPr>
         <w:tc>
           <w:tcPr>
-            <w:tcW w:w="2981" w:type="dxa"/>
+            <w:tcW w:w="3727" w:type="dxa"/>
           </w:tcPr>
           <w:p>
             <w:pPr>
@@ -12481,30 +13510,75 @@
               <w:rPr>
                 <w:sz w:val="19"/>
               </w:rPr>
-              <w:t>No authentication or authori</w:t>
-            </w:r>
+              <w:t>client_id values</w:t>
+            </w:r>
+          </w:p>
+        </w:tc>
+        <w:tc>
+          <w:tcPr>
+            <w:tcW w:w="1398" w:type="dxa"/>
+          </w:tcPr>
+          <w:p>
+            <w:pPr>
+              <w:spacing w:before="40" w:line="240" w:lineRule="auto"/>
+              <w:jc w:val="center"/>
+            </w:pPr>
             <w:r>
               <w:rPr>
                 <w:sz w:val="19"/>
               </w:rPr>
-              <w:t>sation</w:t>
-            </w:r>
-          </w:p>
-        </w:tc>
-        <w:tc>
-          <w:tcPr>
-            <w:tcW w:w="6336" w:type="dxa"/>
-          </w:tcPr>
-          <w:p>
-            <w:pPr>
-              <w:spacing w:before="40" w:line="240" w:lineRule="auto"/>
-              <w:jc w:val="left"/>
+              <w:t>12</w:t>
+            </w:r>
+          </w:p>
+        </w:tc>
+        <w:tc>
+          <w:tcPr>
+            <w:tcW w:w="1398" w:type="dxa"/>
+          </w:tcPr>
+          <w:p>
+            <w:pPr>
+              <w:spacing w:before="40" w:line="240" w:lineRule="auto"/>
+              <w:jc w:val="center"/>
             </w:pPr>
             <w:r>
               <w:rPr>
                 <w:sz w:val="19"/>
               </w:rPr>
-              <w:t>Anyone who can reach the port can train, remove a client or start a new session; there is no distinction between operator and auditor</w:t>
+              <w:t>11</w:t>
+            </w:r>
+          </w:p>
+        </w:tc>
+        <w:tc>
+          <w:tcPr>
+            <w:tcW w:w="1398" w:type="dxa"/>
+          </w:tcPr>
+          <w:p>
+            <w:pPr>
+              <w:spacing w:before="40" w:line="240" w:lineRule="auto"/>
+              <w:jc w:val="center"/>
+            </w:pPr>
+            <w:r>
+              <w:rPr>
+                <w:sz w:val="19"/>
+              </w:rPr>
+              <w:t>1</w:t>
+            </w:r>
+          </w:p>
+        </w:tc>
+        <w:tc>
+          <w:tcPr>
+            <w:tcW w:w="1398" w:type="dxa"/>
+          </w:tcPr>
+          <w:p>
+            <w:pPr>
+              <w:spacing w:before="40" w:line="240" w:lineRule="auto"/>
+              <w:jc w:val="center"/>
+            </w:pPr>
+            <w:r>
+              <w:rPr>
+                <w:sz w:val="19"/>
+              </w:rPr>
+              <w:t>0</w:t>
             </w:r>
           </w:p>
         </w:tc>
@@ -12516,7 +13590,7 @@
         </w:trPr>
         <w:tc>
           <w:tcPr>
-            <w:tcW w:w="2981" w:type="dxa"/>
+            <w:tcW w:w="3727" w:type="dxa"/>
           </w:tcPr>
           <w:p>
             <w:pPr>
@@ -12527,24 +13601,75 @@
               <w:rPr>
                 <w:sz w:val="19"/>
               </w:rPr>
-              <w:t>One global engine</w:t>
-            </w:r>
-          </w:p>
-        </w:tc>
-        <w:tc>
-          <w:tcPr>
-            <w:tcW w:w="6336" w:type="dxa"/>
-          </w:tcPr>
-          <w:p>
-            <w:pPr>
-              <w:spacing w:before="40" w:line="240" w:lineRule="auto"/>
-              <w:jc w:val="left"/>
+              <w:t>Content-Length</w:t>
+            </w:r>
+          </w:p>
+        </w:tc>
+        <w:tc>
+          <w:tcPr>
+            <w:tcW w:w="1398" w:type="dxa"/>
+          </w:tcPr>
+          <w:p>
+            <w:pPr>
+              <w:spacing w:before="40" w:line="240" w:lineRule="auto"/>
+              <w:jc w:val="center"/>
             </w:pPr>
             <w:r>
               <w:rPr>
                 <w:sz w:val="19"/>
               </w:rPr>
-              <w:t>All callers share one session; a second tab can reset or modify the first user's state</w:t>
+              <w:t>9</w:t>
+            </w:r>
+          </w:p>
+        </w:tc>
+        <w:tc>
+          <w:tcPr>
+            <w:tcW w:w="1398" w:type="dxa"/>
+          </w:tcPr>
+          <w:p>
+            <w:pPr>
+              <w:spacing w:before="40" w:line="240" w:lineRule="auto"/>
+              <w:jc w:val="center"/>
+            </w:pPr>
+            <w:r>
+              <w:rPr>
+                <w:sz w:val="19"/>
+              </w:rPr>
+              <w:t>5</w:t>
+            </w:r>
+          </w:p>
+        </w:tc>
+        <w:tc>
+          <w:tcPr>
+            <w:tcW w:w="1398" w:type="dxa"/>
+          </w:tcPr>
+          <w:p>
+            <w:pPr>
+              <w:spacing w:before="40" w:line="240" w:lineRule="auto"/>
+              <w:jc w:val="center"/>
+            </w:pPr>
+            <w:r>
+              <w:rPr>
+                <w:sz w:val="19"/>
+              </w:rPr>
+              <w:t>2</w:t>
+            </w:r>
+          </w:p>
+        </w:tc>
+        <w:tc>
+          <w:tcPr>
+            <w:tcW w:w="1398" w:type="dxa"/>
+          </w:tcPr>
+          <w:p>
+            <w:pPr>
+              <w:spacing w:before="40" w:line="240" w:lineRule="auto"/>
+              <w:jc w:val="center"/>
+            </w:pPr>
+            <w:r>
+              <w:rPr>
+                <w:sz w:val="19"/>
+              </w:rPr>
+              <w:t>2</w:t>
             </w:r>
           </w:p>
         </w:tc>
@@ -12556,7 +13681,7 @@
         </w:trPr>
         <w:tc>
           <w:tcPr>
-            <w:tcW w:w="2981" w:type="dxa"/>
+            <w:tcW w:w="3727" w:type="dxa"/>
           </w:tcPr>
           <w:p>
             <w:pPr>
@@ -12567,30 +13692,75 @@
               <w:rPr>
                 <w:sz w:val="19"/>
               </w:rPr>
-              <w:t xml:space="preserve">No TLS, </w:t>
-            </w:r>
+              <w:t>Headers and request line</w:t>
+            </w:r>
+          </w:p>
+        </w:tc>
+        <w:tc>
+          <w:tcPr>
+            <w:tcW w:w="1398" w:type="dxa"/>
+          </w:tcPr>
+          <w:p>
+            <w:pPr>
+              <w:spacing w:before="40" w:line="240" w:lineRule="auto"/>
+              <w:jc w:val="center"/>
+            </w:pPr>
             <w:r>
               <w:rPr>
                 <w:sz w:val="19"/>
               </w:rPr>
-              <w:t>no rate limit</w:t>
-            </w:r>
-          </w:p>
-        </w:tc>
-        <w:tc>
-          <w:tcPr>
-            <w:tcW w:w="6336" w:type="dxa"/>
-          </w:tcPr>
-          <w:p>
-            <w:pPr>
-              <w:spacing w:before="40" w:line="240" w:lineRule="auto"/>
-              <w:jc w:val="left"/>
+              <w:t>8</w:t>
+            </w:r>
+          </w:p>
+        </w:tc>
+        <w:tc>
+          <w:tcPr>
+            <w:tcW w:w="1398" w:type="dxa"/>
+          </w:tcPr>
+          <w:p>
+            <w:pPr>
+              <w:spacing w:before="40" w:line="240" w:lineRule="auto"/>
+              <w:jc w:val="center"/>
             </w:pPr>
             <w:r>
               <w:rPr>
                 <w:sz w:val="19"/>
               </w:rPr>
-              <w:t>Acceptable on localhost, unacceptable on a network</w:t>
+              <w:t>7</w:t>
+            </w:r>
+          </w:p>
+        </w:tc>
+        <w:tc>
+          <w:tcPr>
+            <w:tcW w:w="1398" w:type="dxa"/>
+          </w:tcPr>
+          <w:p>
+            <w:pPr>
+              <w:spacing w:before="40" w:line="240" w:lineRule="auto"/>
+              <w:jc w:val="center"/>
+            </w:pPr>
+            <w:r>
+              <w:rPr>
+                <w:sz w:val="19"/>
+              </w:rPr>
+              <w:t>1</w:t>
+            </w:r>
+          </w:p>
+        </w:tc>
+        <w:tc>
+          <w:tcPr>
+            <w:tcW w:w="1398" w:type="dxa"/>
+          </w:tcPr>
+          <w:p>
+            <w:pPr>
+              <w:spacing w:before="40" w:line="240" w:lineRule="auto"/>
+              <w:jc w:val="center"/>
+            </w:pPr>
+            <w:r>
+              <w:rPr>
+                <w:sz w:val="19"/>
+              </w:rPr>
+              <w:t>0</w:t>
             </w:r>
           </w:p>
         </w:tc>
@@ -12602,7 +13772,7 @@
         </w:trPr>
         <w:tc>
           <w:tcPr>
-            <w:tcW w:w="2981" w:type="dxa"/>
+            <w:tcW w:w="3727" w:type="dxa"/>
           </w:tcPr>
           <w:p>
             <w:pPr>
@@ -12613,30 +13783,75 @@
               <w:rPr>
                 <w:sz w:val="19"/>
               </w:rPr>
-              <w:t>Noise reused across releases, no privacy accountant</w:t>
-            </w:r>
-          </w:p>
-        </w:tc>
-        <w:tc>
-          <w:tcPr>
-            <w:tcW w:w="6336" w:type="dxa"/>
-          </w:tcPr>
-          <w:p>
-            <w:pPr>
-              <w:spacing w:before="40" w:line="240" w:lineRule="auto"/>
-              <w:jc w:val="left"/>
+              <w:t>Body content</w:t>
+            </w:r>
+          </w:p>
+        </w:tc>
+        <w:tc>
+          <w:tcPr>
+            <w:tcW w:w="1398" w:type="dxa"/>
+          </w:tcPr>
+          <w:p>
+            <w:pPr>
+              <w:spacing w:before="40" w:line="240" w:lineRule="auto"/>
+              <w:jc w:val="center"/>
             </w:pPr>
             <w:r>
               <w:rPr>
                 <w:sz w:val="19"/>
               </w:rPr>
-              <w:t>Releasing both the pre- and post-removal models would reveal the removed client's update exactly (Section 'Mathematical Formulation'); the</w:t>
-            </w:r>
+              <w:t>6</w:t>
+            </w:r>
+          </w:p>
+        </w:tc>
+        <w:tc>
+          <w:tcPr>
+            <w:tcW w:w="1398" w:type="dxa"/>
+          </w:tcPr>
+          <w:p>
+            <w:pPr>
+              <w:spacing w:before="40" w:line="240" w:lineRule="auto"/>
+              <w:jc w:val="center"/>
+            </w:pPr>
             <w:r>
               <w:rPr>
                 <w:sz w:val="19"/>
               </w:rPr>
-              <w:t xml:space="preserve"> certificate repeats the training-time epsilon</w:t>
+              <w:t>5</w:t>
+            </w:r>
+          </w:p>
+        </w:tc>
+        <w:tc>
+          <w:tcPr>
+            <w:tcW w:w="1398" w:type="dxa"/>
+          </w:tcPr>
+          <w:p>
+            <w:pPr>
+              <w:spacing w:before="40" w:line="240" w:lineRule="auto"/>
+              <w:jc w:val="center"/>
+            </w:pPr>
+            <w:r>
+              <w:rPr>
+                <w:sz w:val="19"/>
+              </w:rPr>
+              <w:t>1</w:t>
+            </w:r>
+          </w:p>
+        </w:tc>
+        <w:tc>
+          <w:tcPr>
+            <w:tcW w:w="1398" w:type="dxa"/>
+          </w:tcPr>
+          <w:p>
+            <w:pPr>
+              <w:spacing w:before="40" w:line="240" w:lineRule="auto"/>
+              <w:jc w:val="center"/>
+            </w:pPr>
+            <w:r>
+              <w:rPr>
+                <w:sz w:val="19"/>
+              </w:rPr>
+              <w:t>0</w:t>
             </w:r>
           </w:p>
         </w:tc>
@@ -12648,7 +13863,7 @@
         </w:trPr>
         <w:tc>
           <w:tcPr>
-            <w:tcW w:w="2981" w:type="dxa"/>
+            <w:tcW w:w="3727" w:type="dxa"/>
           </w:tcPr>
           <w:p>
             <w:pPr>
@@ -12659,24 +13874,81 @@
               <w:rPr>
                 <w:sz w:val="19"/>
               </w:rPr>
-              <w:t>Updates stored unprotected in memory</w:t>
-            </w:r>
-          </w:p>
-        </w:tc>
-        <w:tc>
-          <w:tcPr>
-            <w:tcW w:w="6336" w:type="dxa"/>
-          </w:tcPr>
-          <w:p>
-            <w:pPr>
-              <w:spacing w:before="40" w:line="240" w:lineRule="auto"/>
-              <w:jc w:val="left"/>
-            </w:pPr>
+              <w:t xml:space="preserve">HTTP </w:t>
+            </w:r>
             <w:r>
               <w:rPr>
                 <w:sz w:val="19"/>
               </w:rPr>
-              <w:t>They are the most sensitive artefacts; a real deployment would encrypt them and restrict access</w:t>
+              <w:t>methods</w:t>
+            </w:r>
+          </w:p>
+        </w:tc>
+        <w:tc>
+          <w:tcPr>
+            <w:tcW w:w="1398" w:type="dxa"/>
+          </w:tcPr>
+          <w:p>
+            <w:pPr>
+              <w:spacing w:before="40" w:line="240" w:lineRule="auto"/>
+              <w:jc w:val="center"/>
+            </w:pPr>
+            <w:r>
+              <w:rPr>
+                <w:sz w:val="19"/>
+              </w:rPr>
+              <w:t>6</w:t>
+            </w:r>
+          </w:p>
+        </w:tc>
+        <w:tc>
+          <w:tcPr>
+            <w:tcW w:w="1398" w:type="dxa"/>
+          </w:tcPr>
+          <w:p>
+            <w:pPr>
+              <w:spacing w:before="40" w:line="240" w:lineRule="auto"/>
+              <w:jc w:val="center"/>
+            </w:pPr>
+            <w:r>
+              <w:rPr>
+                <w:sz w:val="19"/>
+              </w:rPr>
+              <w:t>0</w:t>
+            </w:r>
+          </w:p>
+        </w:tc>
+        <w:tc>
+          <w:tcPr>
+            <w:tcW w:w="1398" w:type="dxa"/>
+          </w:tcPr>
+          <w:p>
+            <w:pPr>
+              <w:spacing w:before="40" w:line="240" w:lineRule="auto"/>
+              <w:jc w:val="center"/>
+            </w:pPr>
+            <w:r>
+              <w:rPr>
+                <w:sz w:val="19"/>
+              </w:rPr>
+              <w:t>6</w:t>
+            </w:r>
+          </w:p>
+        </w:tc>
+        <w:tc>
+          <w:tcPr>
+            <w:tcW w:w="1398" w:type="dxa"/>
+          </w:tcPr>
+          <w:p>
+            <w:pPr>
+              <w:spacing w:before="40" w:line="240" w:lineRule="auto"/>
+              <w:jc w:val="center"/>
+            </w:pPr>
+            <w:r>
+              <w:rPr>
+                <w:sz w:val="19"/>
+              </w:rPr>
+              <w:t>0</w:t>
             </w:r>
           </w:p>
         </w:tc>
@@ -12688,7 +13960,7 @@
         </w:trPr>
         <w:tc>
           <w:tcPr>
-            <w:tcW w:w="2981" w:type="dxa"/>
+            <w:tcW w:w="3727" w:type="dxa"/>
           </w:tcPr>
           <w:p>
             <w:pPr>
@@ -12699,30 +13971,75 @@
               <w:rPr>
                 <w:sz w:val="19"/>
               </w:rPr>
-              <w:t>Ledger has no signature or external anchor</w:t>
-            </w:r>
-          </w:p>
-        </w:tc>
-        <w:tc>
-          <w:tcPr>
-            <w:tcW w:w="6336" w:type="dxa"/>
-          </w:tcPr>
-          <w:p>
-            <w:pPr>
-              <w:spacing w:before="40" w:line="240" w:lineRule="auto"/>
-              <w:jc w:val="left"/>
+              <w:t>Browser-facing hardening</w:t>
+            </w:r>
+          </w:p>
+        </w:tc>
+        <w:tc>
+          <w:tcPr>
+            <w:tcW w:w="1398" w:type="dxa"/>
+          </w:tcPr>
+          <w:p>
+            <w:pPr>
+              <w:spacing w:before="40" w:line="240" w:lineRule="auto"/>
+              <w:jc w:val="center"/>
             </w:pPr>
             <w:r>
               <w:rPr>
                 <w:sz w:val="19"/>
               </w:rPr>
-              <w:t xml:space="preserve">Three of seven tampering </w:t>
-            </w:r>
+              <w:t>6</w:t>
+            </w:r>
+          </w:p>
+        </w:tc>
+        <w:tc>
+          <w:tcPr>
+            <w:tcW w:w="1398" w:type="dxa"/>
+          </w:tcPr>
+          <w:p>
+            <w:pPr>
+              <w:spacing w:before="40" w:line="240" w:lineRule="auto"/>
+              <w:jc w:val="center"/>
+            </w:pPr>
             <w:r>
               <w:rPr>
                 <w:sz w:val="19"/>
               </w:rPr>
-              <w:t>attacks go undetected: truncate the newest record(s) from the tail; edit a record AND recompute every hash (forgery); append a forged record with a valid hash</w:t>
+              <w:t>1</w:t>
+            </w:r>
+          </w:p>
+        </w:tc>
+        <w:tc>
+          <w:tcPr>
+            <w:tcW w:w="1398" w:type="dxa"/>
+          </w:tcPr>
+          <w:p>
+            <w:pPr>
+              <w:spacing w:before="40" w:line="240" w:lineRule="auto"/>
+              <w:jc w:val="center"/>
+            </w:pPr>
+            <w:r>
+              <w:rPr>
+                <w:sz w:val="19"/>
+              </w:rPr>
+              <w:t>3</w:t>
+            </w:r>
+          </w:p>
+        </w:tc>
+        <w:tc>
+          <w:tcPr>
+            <w:tcW w:w="1398" w:type="dxa"/>
+          </w:tcPr>
+          <w:p>
+            <w:pPr>
+              <w:spacing w:before="40" w:line="240" w:lineRule="auto"/>
+              <w:jc w:val="center"/>
+            </w:pPr>
+            <w:r>
+              <w:rPr>
+                <w:sz w:val="19"/>
+              </w:rPr>
+              <w:t>2</w:t>
             </w:r>
           </w:p>
         </w:tc>
@@ -12734,7 +14051,7 @@
         </w:trPr>
         <w:tc>
           <w:tcPr>
-            <w:tcW w:w="2981" w:type="dxa"/>
+            <w:tcW w:w="3727" w:type="dxa"/>
           </w:tcPr>
           <w:p>
             <w:pPr>
@@ -12745,24 +14062,75 @@
               <w:rPr>
                 <w:sz w:val="19"/>
               </w:rPr>
-              <w:t>No file lock on the ledger</w:t>
-            </w:r>
-          </w:p>
-        </w:tc>
-        <w:tc>
-          <w:tcPr>
-            <w:tcW w:w="6336" w:type="dxa"/>
-          </w:tcPr>
-          <w:p>
-            <w:pPr>
-              <w:spacing w:before="40" w:line="240" w:lineRule="auto"/>
-              <w:jc w:val="left"/>
+              <w:t>Body size cap</w:t>
+            </w:r>
+          </w:p>
+        </w:tc>
+        <w:tc>
+          <w:tcPr>
+            <w:tcW w:w="1398" w:type="dxa"/>
+          </w:tcPr>
+          <w:p>
+            <w:pPr>
+              <w:spacing w:before="40" w:line="240" w:lineRule="auto"/>
+              <w:jc w:val="center"/>
             </w:pPr>
             <w:r>
               <w:rPr>
                 <w:sz w:val="19"/>
               </w:rPr>
-              <w:t>Two server processes writing the same file could interleave records</w:t>
+              <w:t>4</w:t>
+            </w:r>
+          </w:p>
+        </w:tc>
+        <w:tc>
+          <w:tcPr>
+            <w:tcW w:w="1398" w:type="dxa"/>
+          </w:tcPr>
+          <w:p>
+            <w:pPr>
+              <w:spacing w:before="40" w:line="240" w:lineRule="auto"/>
+              <w:jc w:val="center"/>
+            </w:pPr>
+            <w:r>
+              <w:rPr>
+                <w:sz w:val="19"/>
+              </w:rPr>
+              <w:t>4</w:t>
+            </w:r>
+          </w:p>
+        </w:tc>
+        <w:tc>
+          <w:tcPr>
+            <w:tcW w:w="1398" w:type="dxa"/>
+          </w:tcPr>
+          <w:p>
+            <w:pPr>
+              <w:spacing w:before="40" w:line="240" w:lineRule="auto"/>
+              <w:jc w:val="center"/>
+            </w:pPr>
+            <w:r>
+              <w:rPr>
+                <w:sz w:val="19"/>
+              </w:rPr>
+              <w:t>0</w:t>
+            </w:r>
+          </w:p>
+        </w:tc>
+        <w:tc>
+          <w:tcPr>
+            <w:tcW w:w="1398" w:type="dxa"/>
+          </w:tcPr>
+          <w:p>
+            <w:pPr>
+              <w:spacing w:before="40" w:line="240" w:lineRule="auto"/>
+              <w:jc w:val="center"/>
+            </w:pPr>
+            <w:r>
+              <w:rPr>
+                <w:sz w:val="19"/>
+              </w:rPr>
+              <w:t>0</w:t>
             </w:r>
           </w:p>
         </w:tc>
@@ -12774,7 +14142,7 @@
         </w:trPr>
         <w:tc>
           <w:tcPr>
-            <w:tcW w:w="2981" w:type="dxa"/>
+            <w:tcW w:w="3727" w:type="dxa"/>
           </w:tcPr>
           <w:p>
             <w:pPr>
@@ -12785,24 +14153,349 @@
               <w:rPr>
                 <w:sz w:val="19"/>
               </w:rPr>
-              <w:t>Error text echoed to the client</w:t>
-            </w:r>
-          </w:p>
-        </w:tc>
-        <w:tc>
-          <w:tcPr>
-            <w:tcW w:w="6336" w:type="dxa"/>
-          </w:tcPr>
-          <w:p>
-            <w:pPr>
-              <w:spacing w:before="40" w:line="240" w:lineRule="auto"/>
-              <w:jc w:val="left"/>
+              <w:t>Connections</w:t>
+            </w:r>
+          </w:p>
+        </w:tc>
+        <w:tc>
+          <w:tcPr>
+            <w:tcW w:w="1398" w:type="dxa"/>
+          </w:tcPr>
+          <w:p>
+            <w:pPr>
+              <w:spacing w:before="40" w:line="240" w:lineRule="auto"/>
+              <w:jc w:val="center"/>
             </w:pPr>
             <w:r>
               <w:rPr>
                 <w:sz w:val="19"/>
               </w:rPr>
-              <w:t>Exception messages, including the unknown client id supplied by the caller, are returned in the JSON error</w:t>
+              <w:t>3</w:t>
+            </w:r>
+          </w:p>
+        </w:tc>
+        <w:tc>
+          <w:tcPr>
+            <w:tcW w:w="1398" w:type="dxa"/>
+          </w:tcPr>
+          <w:p>
+            <w:pPr>
+              <w:spacing w:before="40" w:line="240" w:lineRule="auto"/>
+              <w:jc w:val="center"/>
+            </w:pPr>
+            <w:r>
+              <w:rPr>
+                <w:sz w:val="19"/>
+              </w:rPr>
+              <w:t>1</w:t>
+            </w:r>
+          </w:p>
+        </w:tc>
+        <w:tc>
+          <w:tcPr>
+            <w:tcW w:w="1398" w:type="dxa"/>
+          </w:tcPr>
+          <w:p>
+            <w:pPr>
+              <w:spacing w:before="40" w:line="240" w:lineRule="auto"/>
+              <w:jc w:val="center"/>
+            </w:pPr>
+            <w:r>
+              <w:rPr>
+                <w:sz w:val="19"/>
+              </w:rPr>
+              <w:t>1</w:t>
+            </w:r>
+          </w:p>
+        </w:tc>
+        <w:tc>
+          <w:tcPr>
+            <w:tcW w:w="1398" w:type="dxa"/>
+          </w:tcPr>
+          <w:p>
+            <w:pPr>
+              <w:spacing w:before="40" w:line="240" w:lineRule="auto"/>
+              <w:jc w:val="center"/>
+            </w:pPr>
+            <w:r>
+              <w:rPr>
+                <w:sz w:val="19"/>
+              </w:rPr>
+              <w:t>1</w:t>
+            </w:r>
+          </w:p>
+        </w:tc>
+      </w:tr>
+      <w:tr>
+        <w:trPr>
+          <w:cantSplit/>
+          <w:jc w:val="center"/>
+        </w:trPr>
+        <w:tc>
+          <w:tcPr>
+            <w:tcW w:w="3727" w:type="dxa"/>
+          </w:tcPr>
+          <w:p>
+            <w:pPr>
+              <w:spacing w:before="40" w:line="240" w:lineRule="auto"/>
+              <w:jc w:val="left"/>
+            </w:pPr>
+            <w:r>
+              <w:rPr>
+                <w:sz w:val="19"/>
+              </w:rPr>
+              <w:t>Data integrity</w:t>
+            </w:r>
+          </w:p>
+        </w:tc>
+        <w:tc>
+          <w:tcPr>
+            <w:tcW w:w="1398" w:type="dxa"/>
+          </w:tcPr>
+          <w:p>
+            <w:pPr>
+              <w:spacing w:before="40" w:line="240" w:lineRule="auto"/>
+              <w:jc w:val="center"/>
+            </w:pPr>
+            <w:r>
+              <w:rPr>
+                <w:sz w:val="19"/>
+              </w:rPr>
+              <w:t>3</w:t>
+            </w:r>
+          </w:p>
+        </w:tc>
+        <w:tc>
+          <w:tcPr>
+            <w:tcW w:w="1398" w:type="dxa"/>
+          </w:tcPr>
+          <w:p>
+            <w:pPr>
+              <w:spacing w:before="40" w:line="240" w:lineRule="auto"/>
+              <w:jc w:val="center"/>
+            </w:pPr>
+            <w:r>
+              <w:rPr>
+                <w:sz w:val="19"/>
+              </w:rPr>
+              <w:t>1</w:t>
+            </w:r>
+          </w:p>
+        </w:tc>
+        <w:tc>
+          <w:tcPr>
+            <w:tcW w:w="1398" w:type="dxa"/>
+          </w:tcPr>
+          <w:p>
+            <w:pPr>
+              <w:spacing w:before="40" w:line="240" w:lineRule="auto"/>
+              <w:jc w:val="center"/>
+            </w:pPr>
+            <w:r>
+              <w:rPr>
+                <w:sz w:val="19"/>
+              </w:rPr>
+              <w:t>0</w:t>
+            </w:r>
+          </w:p>
+        </w:tc>
+        <w:tc>
+          <w:tcPr>
+            <w:tcW w:w="1398" w:type="dxa"/>
+          </w:tcPr>
+          <w:p>
+            <w:pPr>
+              <w:spacing w:before="40" w:line="240" w:lineRule="auto"/>
+              <w:jc w:val="center"/>
+            </w:pPr>
+            <w:r>
+              <w:rPr>
+                <w:sz w:val="19"/>
+              </w:rPr>
+              <w:t>2</w:t>
+            </w:r>
+          </w:p>
+        </w:tc>
+      </w:tr>
+      <w:tr>
+        <w:trPr>
+          <w:cantSplit/>
+          <w:jc w:val="center"/>
+        </w:trPr>
+        <w:tc>
+          <w:tcPr>
+            <w:tcW w:w="3727" w:type="dxa"/>
+          </w:tcPr>
+          <w:p>
+            <w:pPr>
+              <w:spacing w:before="40" w:line="240" w:lineRule="auto"/>
+              <w:jc w:val="left"/>
+            </w:pPr>
+            <w:r>
+              <w:rPr>
+                <w:sz w:val="19"/>
+              </w:rPr>
+              <w:t>Authentication</w:t>
+            </w:r>
+          </w:p>
+        </w:tc>
+        <w:tc>
+          <w:tcPr>
+            <w:tcW w:w="1398" w:type="dxa"/>
+          </w:tcPr>
+          <w:p>
+            <w:pPr>
+              <w:spacing w:before="40" w:line="240" w:lineRule="auto"/>
+              <w:jc w:val="center"/>
+            </w:pPr>
+            <w:r>
+              <w:rPr>
+                <w:sz w:val="19"/>
+              </w:rPr>
+              <w:t>1</w:t>
+            </w:r>
+          </w:p>
+        </w:tc>
+        <w:tc>
+          <w:tcPr>
+            <w:tcW w:w="1398" w:type="dxa"/>
+          </w:tcPr>
+          <w:p>
+            <w:pPr>
+              <w:spacing w:before="40" w:line="240" w:lineRule="auto"/>
+              <w:jc w:val="center"/>
+            </w:pPr>
+            <w:r>
+              <w:rPr>
+                <w:sz w:val="19"/>
+              </w:rPr>
+              <w:t>0</w:t>
+            </w:r>
+          </w:p>
+        </w:tc>
+        <w:tc>
+          <w:tcPr>
+            <w:tcW w:w="1398" w:type="dxa"/>
+          </w:tcPr>
+          <w:p>
+            <w:pPr>
+              <w:spacing w:before="40" w:line="240" w:lineRule="auto"/>
+              <w:jc w:val="center"/>
+            </w:pPr>
+            <w:r>
+              <w:rPr>
+                <w:sz w:val="19"/>
+              </w:rPr>
+              <w:t>0</w:t>
+            </w:r>
+          </w:p>
+        </w:tc>
+        <w:tc>
+          <w:tcPr>
+            <w:tcW w:w="1398" w:type="dxa"/>
+          </w:tcPr>
+          <w:p>
+            <w:pPr>
+              <w:spacing w:before="40" w:line="240" w:lineRule="auto"/>
+              <w:jc w:val="center"/>
+            </w:pPr>
+            <w:r>
+              <w:rPr>
+                <w:sz w:val="19"/>
+              </w:rPr>
+              <w:t>1</w:t>
+            </w:r>
+          </w:p>
+        </w:tc>
+      </w:tr>
+      <w:tr>
+        <w:trPr>
+          <w:cantSplit/>
+          <w:jc w:val="center"/>
+        </w:trPr>
+        <w:tc>
+          <w:tcPr>
+            <w:tcW w:w="3727" w:type="dxa"/>
+          </w:tcPr>
+          <w:p>
+            <w:pPr>
+              <w:spacing w:before="40" w:line="240" w:lineRule="auto"/>
+              <w:jc w:val="left"/>
+            </w:pPr>
+            <w:r>
+              <w:rPr>
+                <w:b/>
+                <w:sz w:val="19"/>
+              </w:rPr>
+              <w:t>Total</w:t>
+            </w:r>
+          </w:p>
+        </w:tc>
+        <w:tc>
+          <w:tcPr>
+            <w:tcW w:w="1398" w:type="dxa"/>
+          </w:tcPr>
+          <w:p>
+            <w:pPr>
+              <w:spacing w:before="40" w:line="240" w:lineRule="auto"/>
+              <w:jc w:val="center"/>
+            </w:pPr>
+            <w:r>
+              <w:rPr>
+                <w:sz w:val="19"/>
+              </w:rPr>
+              <w:t>58</w:t>
+            </w:r>
+          </w:p>
+        </w:tc>
+        <w:tc>
+          <w:tcPr>
+            <w:tcW w:w="1398" w:type="dxa"/>
+          </w:tcPr>
+          <w:p>
+            <w:pPr>
+              <w:spacing w:before="40" w:line="240" w:lineRule="auto"/>
+              <w:jc w:val="center"/>
+            </w:pPr>
+            <w:r>
+              <w:rPr>
+                <w:sz w:val="19"/>
+              </w:rPr>
+              <w:t>35</w:t>
+            </w:r>
+          </w:p>
+        </w:tc>
+        <w:tc>
+          <w:tcPr>
+            <w:tcW w:w="1398" w:type="dxa"/>
+          </w:tcPr>
+          <w:p>
+            <w:pPr>
+              <w:spacing w:before="40" w:line="240" w:lineRule="auto"/>
+              <w:jc w:val="center"/>
+            </w:pPr>
+            <w:r>
+              <w:rPr>
+                <w:sz w:val="19"/>
+              </w:rPr>
+              <w:t>15</w:t>
+            </w:r>
+          </w:p>
+        </w:tc>
+        <w:tc>
+          <w:tcPr>
+            <w:tcW w:w="1398" w:type="dxa"/>
+          </w:tcPr>
+          <w:p>
+            <w:pPr>
+              <w:spacing w:before="40" w:line="240" w:lineRule="auto"/>
+              <w:jc w:val="center"/>
+            </w:pPr>
+            <w:r>
+              <w:rPr>
+                <w:sz w:val="19"/>
+              </w:rPr>
+              <w:t>8</w:t>
             </w:r>
           </w:p>
         </w:tc>
@@ -12814,38 +14507,695 @@
       </w:pPr>
     </w:p>
     <w:p>
-      <w:pPr>
-        <w:pStyle w:val="Heading3"/>
-      </w:pPr>
-      <w:r>
-        <w:t>8.3  Error handling in the user interface</w:t>
+      <w:r>
+        <w:lastRenderedPageBreak/>
+        <w:t xml:space="preserve">35 probes were handled correctly, 15 were handled with behaviour worth knowing, and 8 are </w:t>
+      </w:r>
+      <w:r>
+        <w:t>defects. The server stayed alive after all of them (alive: True). The defects, with their evidence and the fix each one calls for, are:</w:t>
       </w:r>
     </w:p>
     <w:p>
-      <w:r>
-        <w:t xml:space="preserve">The front end turns every failed call into a toast that shows the </w:t>
-      </w:r>
-      <w:r>
-        <w:t>server's message and stays for eight seconds, keeps the page usable, and offers a retry in the full-page error state when the first state request fails. Buttons are disabled while an action is running, which prevents double submission, and the unlearning p</w:t>
-      </w:r>
-      <w:r>
-        <w:t>age shows an explanatory empty state when fewer than two clients remain. These measures handle the user's mistakes; they are not security controls, because the server does not depend on them.</w:t>
-      </w:r>
+      <w:pPr>
+        <w:pStyle w:val="TableCaption"/>
+      </w:pPr>
+      <w:r>
+        <w:t>Table 13: Defects found by the security probes</w:t>
+      </w:r>
+    </w:p>
+    <w:tbl>
+      <w:tblPr>
+        <w:tblStyle w:val="TableGrid"/>
+        <w:tblW w:w="0" w:type="auto"/>
+        <w:jc w:val="center"/>
+        <w:tblLook w:val="04A0" w:firstRow="1" w:lastRow="0" w:firstColumn="1" w:lastColumn="0" w:noHBand="0" w:noVBand="1"/>
+      </w:tblPr>
+      <w:tblGrid>
+        <w:gridCol w:w="2050"/>
+        <w:gridCol w:w="4286"/>
+        <w:gridCol w:w="2981"/>
+      </w:tblGrid>
+      <w:tr>
+        <w:trPr>
+          <w:cantSplit/>
+          <w:tblHeader/>
+          <w:jc w:val="center"/>
+        </w:trPr>
+        <w:tc>
+          <w:tcPr>
+            <w:tcW w:w="2050" w:type="dxa"/>
+            <w:shd w:val="clear" w:color="auto" w:fill="D9E2F3"/>
+          </w:tcPr>
+          <w:p>
+            <w:pPr>
+              <w:spacing w:before="40" w:line="240" w:lineRule="auto"/>
+              <w:jc w:val="left"/>
+            </w:pPr>
+            <w:r>
+              <w:rPr>
+                <w:b/>
+                <w:sz w:val="17"/>
+              </w:rPr>
+              <w:t>Defect</w:t>
+            </w:r>
+          </w:p>
+        </w:tc>
+        <w:tc>
+          <w:tcPr>
+            <w:tcW w:w="4286" w:type="dxa"/>
+            <w:shd w:val="clear" w:color="auto" w:fill="D9E2F3"/>
+          </w:tcPr>
+          <w:p>
+            <w:pPr>
+              <w:spacing w:before="40" w:line="240" w:lineRule="auto"/>
+              <w:jc w:val="left"/>
+            </w:pPr>
+            <w:r>
+              <w:rPr>
+                <w:b/>
+                <w:sz w:val="17"/>
+              </w:rPr>
+              <w:t>Evidence</w:t>
+            </w:r>
+          </w:p>
+        </w:tc>
+        <w:tc>
+          <w:tcPr>
+            <w:tcW w:w="2981" w:type="dxa"/>
+            <w:shd w:val="clear" w:color="auto" w:fill="D9E2F3"/>
+          </w:tcPr>
+          <w:p>
+            <w:pPr>
+              <w:spacing w:before="40" w:line="240" w:lineRule="auto"/>
+              <w:jc w:val="left"/>
+            </w:pPr>
+            <w:r>
+              <w:rPr>
+                <w:b/>
+                <w:sz w:val="17"/>
+              </w:rPr>
+              <w:t>Fix</w:t>
+            </w:r>
+          </w:p>
+        </w:tc>
+      </w:tr>
+      <w:tr>
+        <w:trPr>
+          <w:cantSplit/>
+          <w:jc w:val="center"/>
+        </w:trPr>
+        <w:tc>
+          <w:tcPr>
+            <w:tcW w:w="2050" w:type="dxa"/>
+          </w:tcPr>
+          <w:p>
+            <w:pPr>
+              <w:spacing w:before="40" w:line="240" w:lineRule="auto"/>
+              <w:jc w:val="left"/>
+            </w:pPr>
+            <w:r>
+              <w:rPr>
+                <w:sz w:val="17"/>
+              </w:rPr>
+              <w:t>Negative Content-Length</w:t>
+            </w:r>
+          </w:p>
+        </w:tc>
+        <w:tc>
+          <w:tcPr>
+            <w:tcW w:w="4286" w:type="dxa"/>
+          </w:tcPr>
+          <w:p>
+            <w:pPr>
+              <w:spacing w:before="40" w:line="240" w:lineRule="auto"/>
+              <w:jc w:val="left"/>
+            </w:pPr>
+            <w:r>
+              <w:rPr>
+                <w:rFonts w:ascii="Courier New" w:eastAsia="Courier New" w:hAnsi="Courier New" w:cs="Courier New"/>
+                <w:sz w:val="14"/>
+              </w:rPr>
+              <w:t>Content-Length: -1</w:t>
+            </w:r>
+            <w:r>
+              <w:rPr>
+                <w:sz w:val="17"/>
+              </w:rPr>
+              <w:t xml:space="preserve"> with the socket left open: the handler thread blocks in </w:t>
+            </w:r>
+            <w:r>
+              <w:rPr>
+                <w:rFonts w:ascii="Courier New" w:eastAsia="Courier New" w:hAnsi="Courier New" w:cs="Courier New"/>
+                <w:sz w:val="14"/>
+              </w:rPr>
+              <w:t>rfile.read(-1)</w:t>
+            </w:r>
+            <w:r>
+              <w:rPr>
+                <w:sz w:val="17"/>
+              </w:rPr>
+              <w:t>, no response within 4 s</w:t>
+            </w:r>
+          </w:p>
+        </w:tc>
+        <w:tc>
+          <w:tcPr>
+            <w:tcW w:w="2981" w:type="dxa"/>
+          </w:tcPr>
+          <w:p>
+            <w:pPr>
+              <w:spacing w:before="40" w:line="240" w:lineRule="auto"/>
+              <w:jc w:val="left"/>
+            </w:pPr>
+            <w:r>
+              <w:rPr>
+                <w:sz w:val="17"/>
+              </w:rPr>
+              <w:t>Reject negative lengths with 400; set a socket timeout</w:t>
+            </w:r>
+          </w:p>
+        </w:tc>
+      </w:tr>
+      <w:tr>
+        <w:trPr>
+          <w:cantSplit/>
+          <w:jc w:val="center"/>
+        </w:trPr>
+        <w:tc>
+          <w:tcPr>
+            <w:tcW w:w="2050" w:type="dxa"/>
+          </w:tcPr>
+          <w:p>
+            <w:pPr>
+              <w:spacing w:before="40" w:line="240" w:lineRule="auto"/>
+              <w:jc w:val="left"/>
+            </w:pPr>
+            <w:r>
+              <w:rPr>
+                <w:sz w:val="17"/>
+              </w:rPr>
+              <w:t>No read timeout</w:t>
+            </w:r>
+          </w:p>
+        </w:tc>
+        <w:tc>
+          <w:tcPr>
+            <w:tcW w:w="4286" w:type="dxa"/>
+          </w:tcPr>
+          <w:p>
+            <w:pPr>
+              <w:spacing w:before="40" w:line="240" w:lineRule="auto"/>
+              <w:jc w:val="left"/>
+            </w:pPr>
+            <w:r>
+              <w:rPr>
+                <w:sz w:val="17"/>
+              </w:rPr>
+              <w:t>500 bytes declared, 30 sent: the server waits indefinitely for the rest</w:t>
+            </w:r>
+          </w:p>
+        </w:tc>
+        <w:tc>
+          <w:tcPr>
+            <w:tcW w:w="2981" w:type="dxa"/>
+          </w:tcPr>
+          <w:p>
+            <w:pPr>
+              <w:spacing w:before="40" w:line="240" w:lineRule="auto"/>
+              <w:jc w:val="left"/>
+            </w:pPr>
+            <w:r>
+              <w:rPr>
+                <w:sz w:val="17"/>
+              </w:rPr>
+              <w:t>Per-connection t</w:t>
+            </w:r>
+            <w:r>
+              <w:rPr>
+                <w:sz w:val="17"/>
+              </w:rPr>
+              <w:t>imeout on the handler</w:t>
+            </w:r>
+          </w:p>
+        </w:tc>
+      </w:tr>
+      <w:tr>
+        <w:trPr>
+          <w:cantSplit/>
+          <w:jc w:val="center"/>
+        </w:trPr>
+        <w:tc>
+          <w:tcPr>
+            <w:tcW w:w="2050" w:type="dxa"/>
+          </w:tcPr>
+          <w:p>
+            <w:pPr>
+              <w:spacing w:before="40" w:line="240" w:lineRule="auto"/>
+              <w:jc w:val="left"/>
+            </w:pPr>
+            <w:r>
+              <w:rPr>
+                <w:sz w:val="17"/>
+              </w:rPr>
+              <w:t>Cross-site POST accepted (CSRF)</w:t>
+            </w:r>
+          </w:p>
+        </w:tc>
+        <w:tc>
+          <w:tcPr>
+            <w:tcW w:w="4286" w:type="dxa"/>
+          </w:tcPr>
+          <w:p>
+            <w:pPr>
+              <w:spacing w:before="40" w:line="240" w:lineRule="auto"/>
+              <w:jc w:val="left"/>
+            </w:pPr>
+            <w:r>
+              <w:rPr>
+                <w:rFonts w:ascii="Courier New" w:eastAsia="Courier New" w:hAnsi="Courier New" w:cs="Courier New"/>
+                <w:sz w:val="14"/>
+              </w:rPr>
+              <w:t>text/plain</w:t>
+            </w:r>
+            <w:r>
+              <w:rPr>
+                <w:sz w:val="17"/>
+              </w:rPr>
+              <w:t xml:space="preserve"> POST with a foreign Origin: HTTP 200 and the removal is executed</w:t>
+            </w:r>
+          </w:p>
+        </w:tc>
+        <w:tc>
+          <w:tcPr>
+            <w:tcW w:w="2981" w:type="dxa"/>
+          </w:tcPr>
+          <w:p>
+            <w:pPr>
+              <w:spacing w:before="40" w:line="240" w:lineRule="auto"/>
+              <w:jc w:val="left"/>
+            </w:pPr>
+            <w:r>
+              <w:rPr>
+                <w:sz w:val="17"/>
+              </w:rPr>
+              <w:t>Require JSON content type and an authentication header or token; check Origin</w:t>
+            </w:r>
+          </w:p>
+        </w:tc>
+      </w:tr>
+      <w:tr>
+        <w:trPr>
+          <w:cantSplit/>
+          <w:jc w:val="center"/>
+        </w:trPr>
+        <w:tc>
+          <w:tcPr>
+            <w:tcW w:w="2050" w:type="dxa"/>
+          </w:tcPr>
+          <w:p>
+            <w:pPr>
+              <w:spacing w:before="40" w:line="240" w:lineRule="auto"/>
+              <w:jc w:val="left"/>
+            </w:pPr>
+            <w:r>
+              <w:rPr>
+                <w:sz w:val="17"/>
+              </w:rPr>
+              <w:t>Host header not validated</w:t>
+            </w:r>
+          </w:p>
+        </w:tc>
+        <w:tc>
+          <w:tcPr>
+            <w:tcW w:w="4286" w:type="dxa"/>
+          </w:tcPr>
+          <w:p>
+            <w:pPr>
+              <w:spacing w:before="40" w:line="240" w:lineRule="auto"/>
+              <w:jc w:val="left"/>
+            </w:pPr>
+            <w:r>
+              <w:rPr>
+                <w:sz w:val="17"/>
+              </w:rPr>
+              <w:t xml:space="preserve">Host </w:t>
+            </w:r>
+            <w:r>
+              <w:rPr>
+                <w:rFonts w:ascii="Courier New" w:eastAsia="Courier New" w:hAnsi="Courier New" w:cs="Courier New"/>
+                <w:sz w:val="14"/>
+              </w:rPr>
+              <w:t>evil.example</w:t>
+            </w:r>
+            <w:r>
+              <w:rPr>
+                <w:sz w:val="17"/>
+              </w:rPr>
+              <w:t>: H</w:t>
+            </w:r>
+            <w:r>
+              <w:rPr>
+                <w:sz w:val="17"/>
+              </w:rPr>
+              <w:t>TTP 200 (DNS-rebinding precondition)</w:t>
+            </w:r>
+          </w:p>
+        </w:tc>
+        <w:tc>
+          <w:tcPr>
+            <w:tcW w:w="2981" w:type="dxa"/>
+          </w:tcPr>
+          <w:p>
+            <w:pPr>
+              <w:spacing w:before="40" w:line="240" w:lineRule="auto"/>
+              <w:jc w:val="left"/>
+            </w:pPr>
+            <w:r>
+              <w:rPr>
+                <w:sz w:val="17"/>
+              </w:rPr>
+              <w:t>Allow-list the Host header</w:t>
+            </w:r>
+          </w:p>
+        </w:tc>
+      </w:tr>
+      <w:tr>
+        <w:trPr>
+          <w:cantSplit/>
+          <w:jc w:val="center"/>
+        </w:trPr>
+        <w:tc>
+          <w:tcPr>
+            <w:tcW w:w="2050" w:type="dxa"/>
+          </w:tcPr>
+          <w:p>
+            <w:pPr>
+              <w:spacing w:before="40" w:line="240" w:lineRule="auto"/>
+              <w:jc w:val="left"/>
+            </w:pPr>
+            <w:r>
+              <w:rPr>
+                <w:sz w:val="17"/>
+              </w:rPr>
+              <w:t>Connection bursts</w:t>
+            </w:r>
+          </w:p>
+        </w:tc>
+        <w:tc>
+          <w:tcPr>
+            <w:tcW w:w="4286" w:type="dxa"/>
+          </w:tcPr>
+          <w:p>
+            <w:pPr>
+              <w:spacing w:before="40" w:line="240" w:lineRule="auto"/>
+              <w:jc w:val="left"/>
+            </w:pPr>
+            <w:r>
+              <w:rPr>
+                <w:sz w:val="17"/>
+              </w:rPr>
+              <w:t>64 simultaneous new connections: 34 served, 30 refused (WinError 10061)</w:t>
+            </w:r>
+          </w:p>
+        </w:tc>
+        <w:tc>
+          <w:tcPr>
+            <w:tcW w:w="2981" w:type="dxa"/>
+          </w:tcPr>
+          <w:p>
+            <w:pPr>
+              <w:spacing w:before="40" w:line="240" w:lineRule="auto"/>
+              <w:jc w:val="left"/>
+            </w:pPr>
+            <w:r>
+              <w:rPr>
+                <w:sz w:val="17"/>
+              </w:rPr>
+              <w:t>Bounded worker pool, larger listen backlog, reverse proxy</w:t>
+            </w:r>
+          </w:p>
+        </w:tc>
+      </w:tr>
+      <w:tr>
+        <w:trPr>
+          <w:cantSplit/>
+          <w:jc w:val="center"/>
+        </w:trPr>
+        <w:tc>
+          <w:tcPr>
+            <w:tcW w:w="2050" w:type="dxa"/>
+          </w:tcPr>
+          <w:p>
+            <w:pPr>
+              <w:spacing w:before="40" w:line="240" w:lineRule="auto"/>
+              <w:jc w:val="left"/>
+            </w:pPr>
+            <w:r>
+              <w:rPr>
+                <w:sz w:val="17"/>
+              </w:rPr>
+              <w:t>One bad ledger line stops the UI</w:t>
+            </w:r>
+          </w:p>
+        </w:tc>
+        <w:tc>
+          <w:tcPr>
+            <w:tcW w:w="4286" w:type="dxa"/>
+          </w:tcPr>
+          <w:p>
+            <w:pPr>
+              <w:spacing w:before="40" w:line="240" w:lineRule="auto"/>
+              <w:jc w:val="left"/>
+            </w:pPr>
+            <w:r>
+              <w:rPr>
+                <w:sz w:val="17"/>
+              </w:rPr>
+              <w:t xml:space="preserve">A garbage line appended to the file: </w:t>
+            </w:r>
+            <w:r>
+              <w:rPr>
+                <w:rFonts w:ascii="Courier New" w:eastAsia="Courier New" w:hAnsi="Courier New" w:cs="Courier New"/>
+                <w:sz w:val="14"/>
+              </w:rPr>
+              <w:t>/api/state</w:t>
+            </w:r>
+            <w:r>
+              <w:rPr>
+                <w:sz w:val="17"/>
+              </w:rPr>
+              <w:t xml:space="preserve"> returns 500 and the interface cannot load</w:t>
+            </w:r>
+          </w:p>
+        </w:tc>
+        <w:tc>
+          <w:tcPr>
+            <w:tcW w:w="2981" w:type="dxa"/>
+          </w:tcPr>
+          <w:p>
+            <w:pPr>
+              <w:spacing w:before="40" w:line="240" w:lineRule="auto"/>
+              <w:jc w:val="left"/>
+            </w:pPr>
+            <w:r>
+              <w:rPr>
+                <w:sz w:val="17"/>
+              </w:rPr>
+              <w:t xml:space="preserve">Quarantine unreadable lines; keep </w:t>
+            </w:r>
+            <w:r>
+              <w:rPr>
+                <w:rFonts w:ascii="Courier New" w:eastAsia="Courier New" w:hAnsi="Courier New" w:cs="Courier New"/>
+                <w:sz w:val="14"/>
+              </w:rPr>
+              <w:t>/api/state</w:t>
+            </w:r>
+            <w:r>
+              <w:rPr>
+                <w:sz w:val="17"/>
+              </w:rPr>
+              <w:t xml:space="preserve"> alive and report the failure</w:t>
+            </w:r>
+          </w:p>
+        </w:tc>
+      </w:tr>
+      <w:tr>
+        <w:trPr>
+          <w:cantSplit/>
+          <w:jc w:val="center"/>
+        </w:trPr>
+        <w:tc>
+          <w:tcPr>
+            <w:tcW w:w="2050" w:type="dxa"/>
+          </w:tcPr>
+          <w:p>
+            <w:pPr>
+              <w:spacing w:before="40" w:line="240" w:lineRule="auto"/>
+              <w:jc w:val="left"/>
+            </w:pPr>
+            <w:r>
+              <w:rPr>
+                <w:sz w:val="17"/>
+              </w:rPr>
+              <w:t>Empty ledger verifies as valid</w:t>
+            </w:r>
+          </w:p>
+        </w:tc>
+        <w:tc>
+          <w:tcPr>
+            <w:tcW w:w="4286" w:type="dxa"/>
+          </w:tcPr>
+          <w:p>
+            <w:pPr>
+              <w:spacing w:before="40" w:line="240" w:lineRule="auto"/>
+              <w:jc w:val="left"/>
+            </w:pPr>
+            <w:r>
+              <w:rPr>
+                <w:sz w:val="17"/>
+              </w:rPr>
+              <w:t xml:space="preserve">File truncated to zero bytes: verify answers valid with 0 </w:t>
+            </w:r>
+            <w:r>
+              <w:rPr>
+                <w:sz w:val="17"/>
+              </w:rPr>
+              <w:t>records</w:t>
+            </w:r>
+          </w:p>
+        </w:tc>
+        <w:tc>
+          <w:tcPr>
+            <w:tcW w:w="2981" w:type="dxa"/>
+          </w:tcPr>
+          <w:p>
+            <w:pPr>
+              <w:spacing w:before="40" w:line="240" w:lineRule="auto"/>
+              <w:jc w:val="left"/>
+            </w:pPr>
+            <w:r>
+              <w:rPr>
+                <w:sz w:val="17"/>
+              </w:rPr>
+              <w:t>Anchor record count and last hash outside the file (signature or external store)</w:t>
+            </w:r>
+          </w:p>
+        </w:tc>
+      </w:tr>
+      <w:tr>
+        <w:trPr>
+          <w:cantSplit/>
+          <w:jc w:val="center"/>
+        </w:trPr>
+        <w:tc>
+          <w:tcPr>
+            <w:tcW w:w="2050" w:type="dxa"/>
+          </w:tcPr>
+          <w:p>
+            <w:pPr>
+              <w:spacing w:before="40" w:line="240" w:lineRule="auto"/>
+              <w:jc w:val="left"/>
+            </w:pPr>
+            <w:r>
+              <w:rPr>
+                <w:sz w:val="17"/>
+              </w:rPr>
+              <w:t>No authentication</w:t>
+            </w:r>
+          </w:p>
+        </w:tc>
+        <w:tc>
+          <w:tcPr>
+            <w:tcW w:w="4286" w:type="dxa"/>
+          </w:tcPr>
+          <w:p>
+            <w:pPr>
+              <w:spacing w:before="40" w:line="240" w:lineRule="auto"/>
+              <w:jc w:val="left"/>
+            </w:pPr>
+            <w:r>
+              <w:rPr>
+                <w:sz w:val="17"/>
+              </w:rPr>
+              <w:t>Every route works without credentials: read the full audit log, erase a client, retrain and discard certificates</w:t>
+            </w:r>
+          </w:p>
+        </w:tc>
+        <w:tc>
+          <w:tcPr>
+            <w:tcW w:w="2981" w:type="dxa"/>
+          </w:tcPr>
+          <w:p>
+            <w:pPr>
+              <w:spacing w:before="40" w:line="240" w:lineRule="auto"/>
+              <w:jc w:val="left"/>
+            </w:pPr>
+            <w:r>
+              <w:rPr>
+                <w:sz w:val="17"/>
+              </w:rPr>
+              <w:t>Authentication, operator and audito</w:t>
+            </w:r>
+            <w:r>
+              <w:rPr>
+                <w:sz w:val="17"/>
+              </w:rPr>
+              <w:t>r roles, TLS</w:t>
+            </w:r>
+          </w:p>
+        </w:tc>
+      </w:tr>
+    </w:tbl>
+    <w:p>
+      <w:pPr>
+        <w:spacing w:after="80" w:line="144" w:lineRule="auto"/>
+      </w:pPr>
     </w:p>
     <w:p>
-      <w:pPr>
-        <w:pStyle w:val="Heading2"/>
-      </w:pPr>
-      <w:r>
-        <w:t>9  User Interface Design</w:t>
+      <w:r>
+        <w:t>The noteworthy behaviours are not defects but should be known. Two Content-Length headers are resolved by taking the first (HTTP 400 on the mismatch); duplicate JSON keys resolve to the last; a 100 kB client id is echoed back in the 400 resp</w:t>
+      </w:r>
+      <w:r>
+        <w:t>onse; an HTTP/0.9-style request line is served; OPTIONS, HEAD, TRACE, PUT, DELETE and PATCH return the standard-library HTML 501 page; the security headers X-Content-Type-Options, Content-Security-Policy and X-Frame-Options are absent and the server banner</w:t>
+      </w:r>
+      <w:r>
+        <w:t xml:space="preserve"> shows the Python version; a POST without a Content-Type is accepted; 200 idle connections each hold a thread (4 to 204) while the health check stays at p95 12.6 ms; and a half-closed request that was abandoned by the client is still executed afterwards.</w:t>
       </w:r>
     </w:p>
     <w:p>
-      <w:r>
-        <w:t>The web application has one public land</w:t>
-      </w:r>
-      <w:r>
-        <w:t>ing page and a sidebar application with five pages: Dashboard (</w:t>
+      <w:pPr>
+        <w:pStyle w:val="Heading3"/>
+      </w:pPr>
+      <w:r>
+        <w:t>8</w:t>
+      </w:r>
+      <w:r>
+        <w:t>.3  Error handling in the user interface</w:t>
+      </w:r>
+    </w:p>
+    <w:p>
+      <w:r>
+        <w:t>The front end turns every failed call into a toast that shows the server's message, keeps the page usable and offers a retry when the first state request fails; buttons are disabled while an action runs, and the unl</w:t>
+      </w:r>
+      <w:r>
+        <w:t>earning page shows an explanatory empty state when fewer than two clients remain. These measures handle mistakes, not attacks. A scripted run of 20 randomised synthetic-user journeys (desktop and phone width, light and dark theme, cancelled dialogs) passed</w:t>
+      </w:r>
+      <w:r>
+        <w:t xml:space="preserve"> every step in 20 of 20 journeys with 0 console errors.</w:t>
+      </w:r>
+    </w:p>
+    <w:p>
+      <w:pPr>
+        <w:pStyle w:val="Heading2"/>
+      </w:pPr>
+      <w:r>
+        <w:lastRenderedPageBreak/>
+        <w:t>9  User Interface Design</w:t>
+      </w:r>
+    </w:p>
+    <w:p>
+      <w:r>
+        <w:t>The web application has one public landing page and a sidebar application with five pages: Dashboard (</w:t>
       </w:r>
       <w:r>
         <w:rPr>
@@ -12872,7 +15222,14 @@
           <w:rFonts w:ascii="Courier New" w:eastAsia="Courier New" w:hAnsi="Courier New" w:cs="Courier New"/>
           <w:sz w:val="21"/>
         </w:rPr>
-        <w:t>/app/unlearning</w:t>
+        <w:t>/app/unl</w:t>
+      </w:r>
+      <w:r>
+        <w:rPr>
+          <w:rFonts w:ascii="Courier New" w:eastAsia="Courier New" w:hAnsi="Courier New" w:cs="Courier New"/>
+          <w:sz w:val="21"/>
+        </w:rPr>
+        <w:t>earning</w:t>
       </w:r>
       <w:r>
         <w:t>), Model explorer (</w:t>
@@ -12895,10 +15252,7 @@
         <w:t>/app/audit</w:t>
       </w:r>
       <w:r>
-        <w:t>). The pages are numbered Step 1 to Step 4 in t</w:t>
-      </w:r>
-      <w:r>
-        <w:t xml:space="preserve">heir headers so that the order of the workflow is visible. A top bar shows an API-online indicator that polls </w:t>
+        <w:t xml:space="preserve">). The pages are numbered Step 1 to Step 4 in their headers so that the order of the workflow is visible. A top bar shows an API-online indicator that polls </w:t>
       </w:r>
       <w:r>
         <w:rPr>
@@ -12908,10 +15262,10 @@
         <w:t>/api/health</w:t>
       </w:r>
       <w:r>
-        <w:t xml:space="preserve"> every 30 seconds and a light and dark theme toggle; on screens narrower than 900 pixels the sidebar is replaced by a bottom navigation</w:t>
-      </w:r>
-      <w:r>
-        <w:t xml:space="preserve"> bar and a drawer.</w:t>
+        <w:t xml:space="preserve"> every 30 secon</w:t>
+      </w:r>
+      <w:r>
+        <w:t>ds and a light and dark theme toggle; on screens narrower than 900 pixels the sidebar is replaced by a bottom navigation bar and a drawer.</w:t>
       </w:r>
     </w:p>
     <w:p>
@@ -12936,7 +15290,10 @@
         <w:t>GET /api/state</w:t>
       </w:r>
       <w:r>
-        <w:t xml:space="preserve"> once and again after every action. The shared </w:t>
+        <w:t xml:space="preserve"> once and again after </w:t>
+      </w:r>
+      <w:r>
+        <w:t xml:space="preserve">every action. The shared </w:t>
       </w:r>
       <w:r>
         <w:rPr>
@@ -12946,30 +15303,29 @@
         <w:t>useAction()</w:t>
       </w:r>
       <w:r>
-        <w:t xml:space="preserve"> hook wraps every mutating call: it marks the button busy, refreshes the state, and </w:t>
-      </w:r>
-      <w:r>
-        <w:t>raises a success toast or an error toast that stays for eight seconds. Because the engine lives on the server, a browser reload does not lose the session.</w:t>
+        <w:t xml:space="preserve"> hook wraps every mutating call: it marks the button busy, refreshes the state, and raises a success toast or an error toast that stays for eight seconds. Because the engine lives on the server, a browser reload does not</w:t>
+      </w:r>
+      <w:r>
+        <w:t xml:space="preserve"> lose the session.</w:t>
       </w:r>
     </w:p>
     <w:p>
       <w:r>
-        <w:lastRenderedPageBreak/>
-        <w:t>Four interface states are handled on every page. While the first state request is in flight a skeleto</w:t>
-      </w:r>
-      <w:r>
-        <w:t xml:space="preserve">n is shown; when no model has been trained an empty state explains what to do and offers a button; when the API cannot be reached an error state offers a retry; and destructive actions (retraining, a new session, removing a client) ask for confirmation in </w:t>
-      </w:r>
-      <w:r>
-        <w:t>a modal dialog that states the consequence in one sentence. The removal dialog reads, for example, that the client will be erased from the global model and that this cannot be undone in the session.</w:t>
+        <w:t>Four interface states are handled on every page. While the first state request is in flight a skeleton is shown; when no model has been trained an empty state explains what to do and offers a button; when the API cannot be reached an err</w:t>
+      </w:r>
+      <w:r>
+        <w:t>or state offers a retry; and destructive actions (retraining, a new session, removing a client) ask for confirmation in a modal dialog that states the consequence in one sentence. The removal dialog reads, for example, that the client will be erased from t</w:t>
+      </w:r>
+      <w:r>
+        <w:t>he global model and that this cannot be undone in the session.</w:t>
       </w:r>
     </w:p>
     <w:p>
       <w:r>
-        <w:t>Several design decisions come from the nature of the cont</w:t>
-      </w:r>
-      <w:r>
-        <w:t xml:space="preserve">ent. Numbers a regulator would read (epsilon, delta, residual influence, reference distance, hashes) are shown in a monospaced style and in full on the certificate, with a Download JSON button that fetches </w:t>
+        <w:t>Several design decisions come from the nature of the content. Numbers a regulator would read (epsilon, delta, residual influence, reference distance, hashes) are shown in a monospaced style and</w:t>
+      </w:r>
+      <w:r>
+        <w:t xml:space="preserve"> in full on the certificate, with a Download JSON button that fetches </w:t>
       </w:r>
       <w:r>
         <w:rPr>
@@ -12979,21 +15335,18 @@
         <w:t>/api/certificate/latest</w:t>
       </w:r>
       <w:r>
-        <w:t>. Status is never colour al</w:t>
-      </w:r>
-      <w:r>
-        <w:t>one: a certified result carries a shield icon and the word Certified, a failed chain carries a broken-shield icon and the word Broken. The landing page contains no invented statistics; its counters (registered clients, domains, ledger records) are read fro</w:t>
-      </w:r>
-      <w:r>
-        <w:t>m the live API. The sidebar carries a standing note, Demonstrator, which says that the model is a character-level proxy for an LLM adapter update and that the product is not a legal compliance product.</w:t>
+        <w:t>. Status is never colour alone: a certified result carries a shield icon and the word Certified, a failed chain carries a broken-shield icon and the word Broken. T</w:t>
+      </w:r>
+      <w:r>
+        <w:t>he landing page contains no invented statistics; its counters (registered clients, domains, ledger records) are read from the live API. The sidebar carries a standing note, Demonstrator, which says that the model is a character-level proxy for an LLM adapt</w:t>
+      </w:r>
+      <w:r>
+        <w:t>er update and that the product is not a legal compliance product.</w:t>
       </w:r>
     </w:p>
     <w:p>
       <w:r>
-        <w:t>The screens below were captured from the running appli</w:t>
-      </w:r>
-      <w:r>
-        <w:t>cation with real data in it (seed 2026, a model trained through the interface, then Client 01 and Client 02 removed).</w:t>
+        <w:t>The screens below were captured from the running application with real data in it (seed 2026, a model trained through the interface, then Client 01 and Client 02 removed).</w:t>
       </w:r>
     </w:p>
     <w:tbl>
@@ -13025,6 +15378,7 @@
               <w:rPr>
                 <w:noProof/>
               </w:rPr>
+              <w:lastRenderedPageBreak/>
               <w:drawing>
                 <wp:inline distT="0" distB="0" distL="0" distR="0">
                   <wp:extent cx="2606040" cy="1628775"/>
@@ -13068,7 +15422,10 @@
               <w:spacing w:after="80"/>
             </w:pPr>
             <w:r>
-              <w:t>Fig. 3: Landing page with live lab status</w:t>
+              <w:t xml:space="preserve">Fig. 3: Landing </w:t>
+            </w:r>
+            <w:r>
+              <w:t>page with live lab status</w:t>
             </w:r>
           </w:p>
         </w:tc>
@@ -13212,10 +15569,7 @@
               <w:spacing w:after="80"/>
             </w:pPr>
             <w:r>
-              <w:t>Fig. 5: Federated trai</w:t>
-            </w:r>
-            <w:r>
-              <w:t>ning page with the clients table and norm chart</w:t>
+              <w:t>Fig. 5: Federated training page with the clients table and norm chart</w:t>
             </w:r>
           </w:p>
         </w:tc>
@@ -13316,7 +15670,6 @@
               <w:rPr>
                 <w:noProof/>
               </w:rPr>
-              <w:lastRenderedPageBreak/>
               <w:drawing>
                 <wp:inline distT="0" distB="0" distL="0" distR="0">
                   <wp:extent cx="2606040" cy="1628775"/>
@@ -13360,7 +15713,10 @@
               <w:spacing w:after="80"/>
             </w:pPr>
             <w:r>
-              <w:t>Fig. 7: Verification certificate and before-and-after chart</w:t>
+              <w:t>Fig. 7: Verification certificate and be</w:t>
+            </w:r>
+            <w:r>
+              <w:t>fore-and-after chart</w:t>
             </w:r>
           </w:p>
         </w:tc>
@@ -13504,10 +15860,7 @@
               <w:spacing w:after="80"/>
             </w:pPr>
             <w:r>
-              <w:t xml:space="preserve">Fig. 9: Compliance audit: chain </w:t>
-            </w:r>
-            <w:r>
-              <w:t>status and ledger table</w:t>
+              <w:t>Fig. 9: Compliance audit: chain status and ledger table</w:t>
             </w:r>
           </w:p>
         </w:tc>
@@ -13608,6 +15961,7 @@
               <w:rPr>
                 <w:noProof/>
               </w:rPr>
+              <w:lastRenderedPageBreak/>
               <w:drawing>
                 <wp:inline distT="0" distB="0" distL="0" distR="0">
                   <wp:extent cx="1267592" cy="2743199"/>
@@ -13712,7 +16066,10 @@
               <w:spacing w:after="80"/>
             </w:pPr>
             <w:r>
-              <w:t>Fig. 12: Original single-page interface, still served at `/` of the API</w:t>
+              <w:t xml:space="preserve">Fig. 12: Original </w:t>
+            </w:r>
+            <w:r>
+              <w:t>single-page interface, still served at `/` of the API</w:t>
             </w:r>
           </w:p>
         </w:tc>
@@ -13725,7 +16082,10 @@
     </w:p>
     <w:p>
       <w:r>
-        <w:t xml:space="preserve">One limitation of the interface should be recorded. The explorer shows what the model generates, and at the default noise level the text is a string of letters with little structure (the capture in the results chapter shows a sample beginning </w:t>
+        <w:t>One limitation of the interface should be recorded. The explorer shows what the model generates, and at the default noise level the text is a string of letters with little structure (the capture in th</w:t>
+      </w:r>
+      <w:r>
+        <w:t xml:space="preserve">e results chapter shows a sample beginning </w:t>
       </w:r>
       <w:r>
         <w:rPr>
@@ -13735,13 +16095,10 @@
         <w:t>privacybsov</w:t>
       </w:r>
       <w:r>
-        <w:t>),</w:t>
-      </w:r>
-      <w:r>
-        <w:t xml:space="preserve"> because the model is noise-dominated. The interface presents the sample honestly as the model's output rather than polishing it, but it also offers no warning that the quality is low; the metric tiles (perplexity 130.22, accuracy 5.1 percent) are the only</w:t>
-      </w:r>
-      <w:r>
-        <w:t xml:space="preserve"> indication.</w:t>
+        <w:t>), because the model is noise-dominated. The interface presents the sample honestly as the model's output rather than polishing it, but it also offers no warning that the quality is low; the metric tile</w:t>
+      </w:r>
+      <w:r>
+        <w:t>s (perplexity 130.22, accuracy 5.1 percent) are the only indication.</w:t>
       </w:r>
     </w:p>
     <w:p>
@@ -13749,16 +16106,15 @@
         <w:pStyle w:val="Heading2"/>
       </w:pPr>
       <w:r>
-        <w:lastRenderedPageBreak/>
         <w:t>10  Installation and Execution</w:t>
       </w:r>
     </w:p>
     <w:p>
       <w:r>
-        <w:t>The prerequisites are Python 3.10 or newer, with no third-party packages, and Node.js 18 or newer with npm for the React front end. The system was developed and measured with Python 3.11.9 and Node.js 24.19 on Wi</w:t>
-      </w:r>
-      <w:r>
-        <w:t>ndows 11.</w:t>
+        <w:t>The prerequisites are Python 3.10 or newer, with no third-party packages, and Node.js 18 or newer with npm for the React front end. The system was developed</w:t>
+      </w:r>
+      <w:r>
+        <w:t xml:space="preserve"> and measured with Python 3.11.9 and Node.js 24.19 on Windows 11.</w:t>
       </w:r>
     </w:p>
     <w:p>
@@ -13832,10 +16188,7 @@
         <w:t>python app.py --port 8109</w:t>
       </w:r>
       <w:r>
-        <w:t>) and one for t</w:t>
-      </w:r>
-      <w:r>
-        <w:t>he UI (</w:t>
+        <w:t>) and one for the UI (</w:t>
       </w:r>
       <w:r>
         <w:rPr>
@@ -13873,7 +16226,10 @@
         <w:pStyle w:val="Heading3"/>
       </w:pPr>
       <w:r>
-        <w:t>10.2  Manual start</w:t>
+        <w:t>10.2  Ma</w:t>
+      </w:r>
+      <w:r>
+        <w:t>nual start</w:t>
       </w:r>
     </w:p>
     <w:p>
@@ -13902,10 +16258,7 @@
         <w:ind w:left="432" w:hanging="360"/>
       </w:pPr>
       <w:r>
-        <w:t>cd f</w:t>
-      </w:r>
-      <w:r>
-        <w:t>rontend</w:t>
+        <w:t>cd frontend</w:t>
       </w:r>
     </w:p>
     <w:p>
@@ -13938,7 +16291,8 @@
         <w:pStyle w:val="TableCaption"/>
       </w:pPr>
       <w:r>
-        <w:t>Table 12: Ways to run the application</w:t>
+        <w:lastRenderedPageBreak/>
+        <w:t>Table 14: Ways to run the application</w:t>
       </w:r>
     </w:p>
     <w:tbl>
@@ -13992,7 +16346,14 @@
                 <w:b/>
                 <w:sz w:val="19"/>
               </w:rPr>
-              <w:t>What it starts</w:t>
+              <w:t xml:space="preserve">What it </w:t>
+            </w:r>
+            <w:r>
+              <w:rPr>
+                <w:b/>
+                <w:sz w:val="19"/>
+              </w:rPr>
+              <w:t>starts</w:t>
             </w:r>
           </w:p>
         </w:tc>
@@ -14074,13 +16435,7 @@
               <w:rPr>
                 <w:sz w:val="19"/>
               </w:rPr>
-              <w:t xml:space="preserve">API and </w:t>
-            </w:r>
-            <w:r>
-              <w:rPr>
-                <w:sz w:val="19"/>
-              </w:rPr>
-              <w:t>original page on the chosen port</w:t>
+              <w:t>API and original page on the chosen port</w:t>
             </w:r>
           </w:p>
         </w:tc>
@@ -14162,7 +16517,13 @@
               <w:rPr>
                 <w:sz w:val="19"/>
               </w:rPr>
-              <w:t>Headless demonstration: trains, removes the first client and prints the certificate as JSON</w:t>
+              <w:t xml:space="preserve">Headless demonstration: trains, removes </w:t>
+            </w:r>
+            <w:r>
+              <w:rPr>
+                <w:sz w:val="19"/>
+              </w:rPr>
+              <w:t>the first client and prints the certificate as JSON</w:t>
             </w:r>
           </w:p>
         </w:tc>
@@ -14216,13 +16577,7 @@
               <w:rPr>
                 <w:sz w:val="19"/>
               </w:rPr>
-              <w:t>Production build of the React</w:t>
-            </w:r>
-            <w:r>
-              <w:rPr>
-                <w:sz w:val="19"/>
-              </w:rPr>
-              <w:t xml:space="preserve"> front end and a preview server on port 5109</w:t>
+              <w:t>Production build of the React front end and a preview server on port 5109</w:t>
             </w:r>
           </w:p>
         </w:tc>
@@ -14257,7 +16612,10 @@
         <w:ind w:left="432" w:hanging="360"/>
       </w:pPr>
       <w:r>
-        <w:t>python -m unittest discover -s tests -v     # 5 tests</w:t>
+        <w:t>python -m unittest discover -s tests</w:t>
+      </w:r>
+      <w:r>
+        <w:t xml:space="preserve"> -v     # 5 tests</w:t>
       </w:r>
     </w:p>
     <w:p>
@@ -14277,10 +16635,7 @@
         <w:ind w:left="432" w:hanging="360"/>
       </w:pPr>
       <w:r>
-        <w:t xml:space="preserve">python </w:t>
-      </w:r>
-      <w:r>
-        <w:t>scripts/run_experiments.py               # writes experiments/*/metrics.json</w:t>
+        <w:t>python scripts/run_experiments.py               # writes experiments/*/metrics.json</w:t>
       </w:r>
     </w:p>
     <w:p>
@@ -14290,20 +16645,53 @@
         <w:ind w:left="432" w:hanging="360"/>
       </w:pPr>
       <w:r>
-        <w:t>python scripts/make_charts.py                   # writes docs/charts/*.png</w:t>
+        <w:t>python scripts/run_synthetic_corpus.py          # larger synthetic corpus study</w:t>
+      </w:r>
+      <w:r>
+        <w:t xml:space="preserve"> and git timeline</w:t>
       </w:r>
     </w:p>
     <w:p>
       <w:pPr>
-        <w:spacing w:after="80" w:line="144" w:lineRule="auto"/>
-      </w:pPr>
+        <w:pStyle w:val="CodeBlock"/>
+        <w:shd w:val="clear" w:color="auto" w:fill="F3F4F7"/>
+        <w:ind w:left="432" w:hanging="360"/>
+      </w:pPr>
+      <w:r>
+        <w:t>python scripts/run_neural_experiment.py         # neural adapter study (needs torch and numpy, CPU is enough)</w:t>
+      </w:r>
     </w:p>
     <w:p>
-      <w:r>
-        <w:t>The smoke test starts its own server on a spare port with a throw-away working directory, so it does no</w:t>
-      </w:r>
-      <w:r>
-        <w:t xml:space="preserve">t touch the real audit ledger; with </w:t>
+      <w:pPr>
+        <w:pStyle w:val="CodeBlock"/>
+        <w:shd w:val="clear" w:color="auto" w:fill="F3F4F7"/>
+        <w:ind w:left="432" w:hanging="360"/>
+      </w:pPr>
+      <w:r>
+        <w:t>python scripts/run_testing_experiments.py       # load, security probes, scripted acceptance (needs Chrome and Playwright)</w:t>
+      </w:r>
+    </w:p>
+    <w:p>
+      <w:pPr>
+        <w:pStyle w:val="CodeBlock"/>
+        <w:shd w:val="clear" w:color="auto" w:fill="F3F4F7"/>
+        <w:ind w:left="432" w:hanging="360"/>
+      </w:pPr>
+      <w:r>
+        <w:t>pytho</w:t>
+      </w:r>
+      <w:r>
+        <w:t>n scripts/make_charts.py                   # writes docs/charts/*.png</w:t>
+      </w:r>
+    </w:p>
+    <w:p>
+      <w:pPr>
+        <w:spacing w:after="80" w:line="144" w:lineRule="auto"/>
+      </w:pPr>
+    </w:p>
+    <w:p>
+      <w:r>
+        <w:t xml:space="preserve">The smoke test starts its own server on a spare port with a throw-away working directory, so it does not touch the real audit ledger; with </w:t>
       </w:r>
       <w:r>
         <w:rPr>
@@ -14313,7 +16701,10 @@
         <w:t>--url</w:t>
       </w:r>
       <w:r>
-        <w:t xml:space="preserve"> it tests an already running server instead. The ledger of a normal run is </w:t>
+        <w:t xml:space="preserve"> it tests an already running server inste</w:t>
+      </w:r>
+      <w:r>
+        <w:t xml:space="preserve">ad. The ledger of a normal run is </w:t>
       </w:r>
       <w:r>
         <w:rPr>
@@ -14331,7 +16722,7 @@
         <w:pStyle w:val="TableCaption"/>
       </w:pPr>
       <w:r>
-        <w:t>Table 13: Troubleshooting</w:t>
+        <w:t>Table 15: Troubleshooting</w:t>
       </w:r>
     </w:p>
     <w:tbl>
@@ -14428,14 +16819,7 @@
               <w:rPr>
                 <w:sz w:val="19"/>
               </w:rPr>
-              <w:lastRenderedPageBreak/>
-              <w:t xml:space="preserve">Page </w:t>
-            </w:r>
-            <w:r>
-              <w:rPr>
-                <w:sz w:val="19"/>
-              </w:rPr>
-              <w:t>loads but shows 'Could not load the lab'</w:t>
+              <w:t>Page loads but shows 'Could not load the lab'</w:t>
             </w:r>
           </w:p>
         </w:tc>
@@ -14476,7 +16860,14 @@
                 <w:rFonts w:ascii="Courier New" w:eastAsia="Courier New" w:hAnsi="Courier New" w:cs="Courier New"/>
                 <w:sz w:val="16"/>
               </w:rPr>
-              <w:t>python app.py --port 8109</w:t>
+              <w:t>pyth</w:t>
+            </w:r>
+            <w:r>
+              <w:rPr>
+                <w:rFonts w:ascii="Courier New" w:eastAsia="Courier New" w:hAnsi="Courier New" w:cs="Courier New"/>
+                <w:sz w:val="16"/>
+              </w:rPr>
+              <w:t>on app.py --port 8109</w:t>
             </w:r>
             <w:r>
               <w:rPr>
@@ -14623,7 +17014,13 @@
               <w:rPr>
                 <w:sz w:val="19"/>
               </w:rPr>
-              <w:t>Compare the reported record number with the file; delete the file only for a fresh demonstration</w:t>
+              <w:t>Compare</w:t>
+            </w:r>
+            <w:r>
+              <w:rPr>
+                <w:sz w:val="19"/>
+              </w:rPr>
+              <w:t xml:space="preserve"> the reported record number with the file; delete the file only for a fresh demonstration</w:t>
             </w:r>
           </w:p>
         </w:tc>
@@ -14663,13 +17060,7 @@
               <w:rPr>
                 <w:sz w:val="19"/>
               </w:rPr>
-              <w:t>Training c</w:t>
-            </w:r>
-            <w:r>
-              <w:rPr>
-                <w:sz w:val="19"/>
-              </w:rPr>
-              <w:t>lears the session's certificates</w:t>
+              <w:t>Training clears the session's certificates</w:t>
             </w:r>
           </w:p>
         </w:tc>
@@ -26471,7 +28862,7 @@
     <w:uiPriority w:val="39"/>
     <w:semiHidden/>
     <w:unhideWhenUsed/>
-    <w:rsid w:val="0035777A"/>
+    <w:rsid w:val="009C6810"/>
     <w:pPr>
       <w:spacing w:after="20" w:line="240" w:lineRule="auto"/>
     </w:pPr>
@@ -26487,7 +28878,7 @@
     <w:uiPriority w:val="39"/>
     <w:semiHidden/>
     <w:unhideWhenUsed/>
-    <w:rsid w:val="0035777A"/>
+    <w:rsid w:val="009C6810"/>
     <w:pPr>
       <w:spacing w:after="20" w:line="240" w:lineRule="auto"/>
       <w:ind w:left="240"/>
@@ -26503,7 +28894,7 @@
     <w:uiPriority w:val="99"/>
     <w:semiHidden/>
     <w:unhideWhenUsed/>
-    <w:rsid w:val="0035777A"/>
+    <w:rsid w:val="009C6810"/>
     <w:pPr>
       <w:spacing w:after="20" w:line="240" w:lineRule="auto"/>
     </w:pPr>
@@ -26839,7 +29230,7 @@
 </file>
 
 <file path=customXml/itemProps1.xml><?xml version="1.0" encoding="utf-8"?>
-<ds:datastoreItem xmlns:ds="http://schemas.openxmlformats.org/officeDocument/2006/customXml" ds:itemID="{9D1CAFF0-74ED-4219-9D4F-884B01B51A3E}">
+<ds:datastoreItem xmlns:ds="http://schemas.openxmlformats.org/officeDocument/2006/customXml" ds:itemID="{E4796B88-CC2B-484F-BAE7-583CA0FED35B}">
   <ds:schemaRefs>
     <ds:schemaRef ds:uri="http://schemas.openxmlformats.org/officeDocument/2006/bibliography"/>
   </ds:schemaRefs>
